--- a/Etapa Inicio/Propuesta de Desarrollo - Kairos - NexTech.docx
+++ b/Etapa Inicio/Propuesta de Desarrollo - Kairos - NexTech.docx
@@ -978,12 +978,12 @@
             <wp:extent cx="1304925" cy="2019300"/>
             <wp:effectExtent b="0" l="0" r="0" t="0"/>
             <wp:wrapSquare wrapText="bothSides" distB="0" distT="0" distL="114300" distR="114300"/>
-            <wp:docPr descr="UNPA.JPG" id="13" name="image1.jpg"/>
+            <wp:docPr descr="UNPA.JPG" id="13" name="image2.jpg"/>
             <a:graphic>
               <a:graphicData uri="http://schemas.openxmlformats.org/drawingml/2006/picture">
                 <pic:pic>
                   <pic:nvPicPr>
-                    <pic:cNvPr descr="UNPA.JPG" id="0" name="image1.jpg"/>
+                    <pic:cNvPr descr="UNPA.JPG" id="0" name="image2.jpg"/>
                     <pic:cNvPicPr preferRelativeResize="0"/>
                   </pic:nvPicPr>
                   <pic:blipFill>
@@ -1506,12 +1506,12 @@
             <wp:extent cx="1200150" cy="1200150"/>
             <wp:effectExtent b="0" l="0" r="0" t="0"/>
             <wp:wrapSquare wrapText="bothSides" distB="0" distT="0" distL="114300" distR="114300"/>
-            <wp:docPr id="14" name="image2.png"/>
+            <wp:docPr id="14" name="image1.png"/>
             <a:graphic>
               <a:graphicData uri="http://schemas.openxmlformats.org/drawingml/2006/picture">
                 <pic:pic>
                   <pic:nvPicPr>
-                    <pic:cNvPr id="0" name="image2.png"/>
+                    <pic:cNvPr id="0" name="image1.png"/>
                     <pic:cNvPicPr preferRelativeResize="0"/>
                   </pic:nvPicPr>
                   <pic:blipFill>
@@ -1822,7 +1822,7 @@
     </w:p>
     <w:sdt>
       <w:sdtPr>
-        <w:id w:val="1097415416"/>
+        <w:id w:val="1067273909"/>
         <w:docPartObj>
           <w:docPartGallery w:val="Table of Contents"/>
           <w:docPartUnique w:val="1"/>
@@ -8578,12 +8578,12 @@
           <wp:extent cx="425450" cy="666750"/>
           <wp:effectExtent b="0" l="0" r="0" t="0"/>
           <wp:wrapSquare wrapText="bothSides" distB="0" distT="0" distL="114300" distR="114300"/>
-          <wp:docPr descr="UNPA.JPG" id="12" name="image1.jpg"/>
+          <wp:docPr descr="UNPA.JPG" id="12" name="image2.jpg"/>
           <a:graphic>
             <a:graphicData uri="http://schemas.openxmlformats.org/drawingml/2006/picture">
               <pic:pic>
                 <pic:nvPicPr>
-                  <pic:cNvPr descr="UNPA.JPG" id="0" name="image1.jpg"/>
+                  <pic:cNvPr descr="UNPA.JPG" id="0" name="image2.jpg"/>
                   <pic:cNvPicPr preferRelativeResize="0"/>
                 </pic:nvPicPr>
                 <pic:blipFill>

--- a/Etapa Inicio/Propuesta de Desarrollo - Kairos - NexTech.docx
+++ b/Etapa Inicio/Propuesta de Desarrollo - Kairos - NexTech.docx
@@ -978,12 +978,12 @@
             <wp:extent cx="1304925" cy="2019300"/>
             <wp:effectExtent b="0" l="0" r="0" t="0"/>
             <wp:wrapSquare wrapText="bothSides" distB="0" distT="0" distL="114300" distR="114300"/>
-            <wp:docPr descr="UNPA.JPG" id="13" name="image2.jpg"/>
+            <wp:docPr descr="UNPA.JPG" id="13" name="image1.jpg"/>
             <a:graphic>
               <a:graphicData uri="http://schemas.openxmlformats.org/drawingml/2006/picture">
                 <pic:pic>
                   <pic:nvPicPr>
-                    <pic:cNvPr descr="UNPA.JPG" id="0" name="image2.jpg"/>
+                    <pic:cNvPr descr="UNPA.JPG" id="0" name="image1.jpg"/>
                     <pic:cNvPicPr preferRelativeResize="0"/>
                   </pic:nvPicPr>
                   <pic:blipFill>
@@ -1506,12 +1506,12 @@
             <wp:extent cx="1200150" cy="1200150"/>
             <wp:effectExtent b="0" l="0" r="0" t="0"/>
             <wp:wrapSquare wrapText="bothSides" distB="0" distT="0" distL="114300" distR="114300"/>
-            <wp:docPr id="14" name="image1.png"/>
+            <wp:docPr id="14" name="image2.png"/>
             <a:graphic>
               <a:graphicData uri="http://schemas.openxmlformats.org/drawingml/2006/picture">
                 <pic:pic>
                   <pic:nvPicPr>
-                    <pic:cNvPr id="0" name="image1.png"/>
+                    <pic:cNvPr id="0" name="image2.png"/>
                     <pic:cNvPicPr preferRelativeResize="0"/>
                   </pic:nvPicPr>
                   <pic:blipFill>
@@ -1822,7 +1822,7 @@
     </w:p>
     <w:sdt>
       <w:sdtPr>
-        <w:id w:val="1067273909"/>
+        <w:id w:val="-746175111"/>
         <w:docPartObj>
           <w:docPartGallery w:val="Table of Contents"/>
           <w:docPartUnique w:val="1"/>
@@ -8578,12 +8578,12 @@
           <wp:extent cx="425450" cy="666750"/>
           <wp:effectExtent b="0" l="0" r="0" t="0"/>
           <wp:wrapSquare wrapText="bothSides" distB="0" distT="0" distL="114300" distR="114300"/>
-          <wp:docPr descr="UNPA.JPG" id="12" name="image2.jpg"/>
+          <wp:docPr descr="UNPA.JPG" id="12" name="image1.jpg"/>
           <a:graphic>
             <a:graphicData uri="http://schemas.openxmlformats.org/drawingml/2006/picture">
               <pic:pic>
                 <pic:nvPicPr>
-                  <pic:cNvPr descr="UNPA.JPG" id="0" name="image2.jpg"/>
+                  <pic:cNvPr descr="UNPA.JPG" id="0" name="image1.jpg"/>
                   <pic:cNvPicPr preferRelativeResize="0"/>
                 </pic:nvPicPr>
                 <pic:blipFill>

--- a/Etapa Inicio/Propuesta de Desarrollo - Kairos - NexTech.docx
+++ b/Etapa Inicio/Propuesta de Desarrollo - Kairos - NexTech.docx
@@ -923,12 +923,12 @@
             <wp:extent cx="1200150" cy="1200150"/>
             <wp:effectExtent b="0" l="0" r="0" t="0"/>
             <wp:wrapSquare wrapText="bothSides" distB="0" distT="0" distL="114300" distR="114300"/>
-            <wp:docPr descr="psi-negro.png" id="16" name="image3.png"/>
+            <wp:docPr descr="psi-negro.png" id="16" name="image2.png"/>
             <a:graphic>
               <a:graphicData uri="http://schemas.openxmlformats.org/drawingml/2006/picture">
                 <pic:pic>
                   <pic:nvPicPr>
-                    <pic:cNvPr descr="psi-negro.png" id="0" name="image3.png"/>
+                    <pic:cNvPr descr="psi-negro.png" id="0" name="image2.png"/>
                     <pic:cNvPicPr preferRelativeResize="0"/>
                   </pic:nvPicPr>
                   <pic:blipFill>
@@ -1506,12 +1506,12 @@
             <wp:extent cx="1200150" cy="1200150"/>
             <wp:effectExtent b="0" l="0" r="0" t="0"/>
             <wp:wrapSquare wrapText="bothSides" distB="0" distT="0" distL="114300" distR="114300"/>
-            <wp:docPr id="14" name="image2.png"/>
+            <wp:docPr id="14" name="image3.png"/>
             <a:graphic>
               <a:graphicData uri="http://schemas.openxmlformats.org/drawingml/2006/picture">
                 <pic:pic>
                   <pic:nvPicPr>
-                    <pic:cNvPr id="0" name="image2.png"/>
+                    <pic:cNvPr id="0" name="image3.png"/>
                     <pic:cNvPicPr preferRelativeResize="0"/>
                   </pic:nvPicPr>
                   <pic:blipFill>
@@ -1822,7 +1822,7 @@
     </w:p>
     <w:sdt>
       <w:sdtPr>
-        <w:id w:val="-746175111"/>
+        <w:id w:val="-97676679"/>
         <w:docPartObj>
           <w:docPartGallery w:val="Table of Contents"/>
           <w:docPartUnique w:val="1"/>
@@ -8275,12 +8275,12 @@
           <wp:extent cx="931227" cy="931227"/>
           <wp:effectExtent b="0" l="0" r="0" t="0"/>
           <wp:wrapSquare wrapText="bothSides" distB="0" distT="0" distL="114300" distR="114300"/>
-          <wp:docPr descr="psi-negro.png" id="15" name="image3.png"/>
+          <wp:docPr descr="psi-negro.png" id="15" name="image2.png"/>
           <a:graphic>
             <a:graphicData uri="http://schemas.openxmlformats.org/drawingml/2006/picture">
               <pic:pic>
                 <pic:nvPicPr>
-                  <pic:cNvPr descr="psi-negro.png" id="0" name="image3.png"/>
+                  <pic:cNvPr descr="psi-negro.png" id="0" name="image2.png"/>
                   <pic:cNvPicPr preferRelativeResize="0"/>
                 </pic:nvPicPr>
                 <pic:blipFill>

--- a/Etapa Inicio/Propuesta de Desarrollo - Kairos - NexTech.docx
+++ b/Etapa Inicio/Propuesta de Desarrollo - Kairos - NexTech.docx
@@ -1822,7 +1822,7 @@
     </w:p>
     <w:sdt>
       <w:sdtPr>
-        <w:id w:val="-97676679"/>
+        <w:id w:val="-680453792"/>
         <w:docPartObj>
           <w:docPartGallery w:val="Table of Contents"/>
           <w:docPartUnique w:val="1"/>

--- a/Etapa Inicio/Propuesta de Desarrollo - Kairos - NexTech.docx
+++ b/Etapa Inicio/Propuesta de Desarrollo - Kairos - NexTech.docx
@@ -923,12 +923,12 @@
             <wp:extent cx="1200150" cy="1200150"/>
             <wp:effectExtent b="0" l="0" r="0" t="0"/>
             <wp:wrapSquare wrapText="bothSides" distB="0" distT="0" distL="114300" distR="114300"/>
-            <wp:docPr descr="psi-negro.png" id="16" name="image2.png"/>
+            <wp:docPr descr="psi-negro.png" id="16" name="image1.png"/>
             <a:graphic>
               <a:graphicData uri="http://schemas.openxmlformats.org/drawingml/2006/picture">
                 <pic:pic>
                   <pic:nvPicPr>
-                    <pic:cNvPr descr="psi-negro.png" id="0" name="image2.png"/>
+                    <pic:cNvPr descr="psi-negro.png" id="0" name="image1.png"/>
                     <pic:cNvPicPr preferRelativeResize="0"/>
                   </pic:nvPicPr>
                   <pic:blipFill>
@@ -978,12 +978,12 @@
             <wp:extent cx="1304925" cy="2019300"/>
             <wp:effectExtent b="0" l="0" r="0" t="0"/>
             <wp:wrapSquare wrapText="bothSides" distB="0" distT="0" distL="114300" distR="114300"/>
-            <wp:docPr descr="UNPA.JPG" id="13" name="image1.jpg"/>
+            <wp:docPr descr="UNPA.JPG" id="13" name="image2.jpg"/>
             <a:graphic>
               <a:graphicData uri="http://schemas.openxmlformats.org/drawingml/2006/picture">
                 <pic:pic>
                   <pic:nvPicPr>
-                    <pic:cNvPr descr="UNPA.JPG" id="0" name="image1.jpg"/>
+                    <pic:cNvPr descr="UNPA.JPG" id="0" name="image2.jpg"/>
                     <pic:cNvPicPr preferRelativeResize="0"/>
                   </pic:nvPicPr>
                   <pic:blipFill>
@@ -1822,7 +1822,7 @@
     </w:p>
     <w:sdt>
       <w:sdtPr>
-        <w:id w:val="-680453792"/>
+        <w:id w:val="-639418076"/>
         <w:docPartObj>
           <w:docPartGallery w:val="Table of Contents"/>
           <w:docPartUnique w:val="1"/>
@@ -8275,12 +8275,12 @@
           <wp:extent cx="931227" cy="931227"/>
           <wp:effectExtent b="0" l="0" r="0" t="0"/>
           <wp:wrapSquare wrapText="bothSides" distB="0" distT="0" distL="114300" distR="114300"/>
-          <wp:docPr descr="psi-negro.png" id="15" name="image2.png"/>
+          <wp:docPr descr="psi-negro.png" id="15" name="image1.png"/>
           <a:graphic>
             <a:graphicData uri="http://schemas.openxmlformats.org/drawingml/2006/picture">
               <pic:pic>
                 <pic:nvPicPr>
-                  <pic:cNvPr descr="psi-negro.png" id="0" name="image2.png"/>
+                  <pic:cNvPr descr="psi-negro.png" id="0" name="image1.png"/>
                   <pic:cNvPicPr preferRelativeResize="0"/>
                 </pic:nvPicPr>
                 <pic:blipFill>
@@ -8578,12 +8578,12 @@
           <wp:extent cx="425450" cy="666750"/>
           <wp:effectExtent b="0" l="0" r="0" t="0"/>
           <wp:wrapSquare wrapText="bothSides" distB="0" distT="0" distL="114300" distR="114300"/>
-          <wp:docPr descr="UNPA.JPG" id="12" name="image1.jpg"/>
+          <wp:docPr descr="UNPA.JPG" id="12" name="image2.jpg"/>
           <a:graphic>
             <a:graphicData uri="http://schemas.openxmlformats.org/drawingml/2006/picture">
               <pic:pic>
                 <pic:nvPicPr>
-                  <pic:cNvPr descr="UNPA.JPG" id="0" name="image1.jpg"/>
+                  <pic:cNvPr descr="UNPA.JPG" id="0" name="image2.jpg"/>
                   <pic:cNvPicPr preferRelativeResize="0"/>
                 </pic:nvPicPr>
                 <pic:blipFill>

--- a/Etapa Inicio/Propuesta de Desarrollo - Kairos - NexTech.docx
+++ b/Etapa Inicio/Propuesta de Desarrollo - Kairos - NexTech.docx
@@ -923,12 +923,12 @@
             <wp:extent cx="1200150" cy="1200150"/>
             <wp:effectExtent b="0" l="0" r="0" t="0"/>
             <wp:wrapSquare wrapText="bothSides" distB="0" distT="0" distL="114300" distR="114300"/>
-            <wp:docPr descr="psi-negro.png" id="16" name="image1.png"/>
+            <wp:docPr descr="psi-negro.png" id="16" name="image3.png"/>
             <a:graphic>
               <a:graphicData uri="http://schemas.openxmlformats.org/drawingml/2006/picture">
                 <pic:pic>
                   <pic:nvPicPr>
-                    <pic:cNvPr descr="psi-negro.png" id="0" name="image1.png"/>
+                    <pic:cNvPr descr="psi-negro.png" id="0" name="image3.png"/>
                     <pic:cNvPicPr preferRelativeResize="0"/>
                   </pic:nvPicPr>
                   <pic:blipFill>
@@ -1506,12 +1506,12 @@
             <wp:extent cx="1200150" cy="1200150"/>
             <wp:effectExtent b="0" l="0" r="0" t="0"/>
             <wp:wrapSquare wrapText="bothSides" distB="0" distT="0" distL="114300" distR="114300"/>
-            <wp:docPr id="14" name="image3.png"/>
+            <wp:docPr id="14" name="image1.png"/>
             <a:graphic>
               <a:graphicData uri="http://schemas.openxmlformats.org/drawingml/2006/picture">
                 <pic:pic>
                   <pic:nvPicPr>
-                    <pic:cNvPr id="0" name="image3.png"/>
+                    <pic:cNvPr id="0" name="image1.png"/>
                     <pic:cNvPicPr preferRelativeResize="0"/>
                   </pic:nvPicPr>
                   <pic:blipFill>
@@ -1822,7 +1822,7 @@
     </w:p>
     <w:sdt>
       <w:sdtPr>
-        <w:id w:val="-639418076"/>
+        <w:id w:val="787076649"/>
         <w:docPartObj>
           <w:docPartGallery w:val="Table of Contents"/>
           <w:docPartUnique w:val="1"/>
@@ -8275,12 +8275,12 @@
           <wp:extent cx="931227" cy="931227"/>
           <wp:effectExtent b="0" l="0" r="0" t="0"/>
           <wp:wrapSquare wrapText="bothSides" distB="0" distT="0" distL="114300" distR="114300"/>
-          <wp:docPr descr="psi-negro.png" id="15" name="image1.png"/>
+          <wp:docPr descr="psi-negro.png" id="15" name="image3.png"/>
           <a:graphic>
             <a:graphicData uri="http://schemas.openxmlformats.org/drawingml/2006/picture">
               <pic:pic>
                 <pic:nvPicPr>
-                  <pic:cNvPr descr="psi-negro.png" id="0" name="image1.png"/>
+                  <pic:cNvPr descr="psi-negro.png" id="0" name="image3.png"/>
                   <pic:cNvPicPr preferRelativeResize="0"/>
                 </pic:nvPicPr>
                 <pic:blipFill>

--- a/Etapa Inicio/Propuesta de Desarrollo - Kairos - NexTech.docx
+++ b/Etapa Inicio/Propuesta de Desarrollo - Kairos - NexTech.docx
@@ -923,12 +923,12 @@
             <wp:extent cx="1200150" cy="1200150"/>
             <wp:effectExtent b="0" l="0" r="0" t="0"/>
             <wp:wrapSquare wrapText="bothSides" distB="0" distT="0" distL="114300" distR="114300"/>
-            <wp:docPr descr="psi-negro.png" id="16" name="image3.png"/>
+            <wp:docPr descr="psi-negro.png" id="16" name="image2.png"/>
             <a:graphic>
               <a:graphicData uri="http://schemas.openxmlformats.org/drawingml/2006/picture">
                 <pic:pic>
                   <pic:nvPicPr>
-                    <pic:cNvPr descr="psi-negro.png" id="0" name="image3.png"/>
+                    <pic:cNvPr descr="psi-negro.png" id="0" name="image2.png"/>
                     <pic:cNvPicPr preferRelativeResize="0"/>
                   </pic:nvPicPr>
                   <pic:blipFill>
@@ -978,12 +978,12 @@
             <wp:extent cx="1304925" cy="2019300"/>
             <wp:effectExtent b="0" l="0" r="0" t="0"/>
             <wp:wrapSquare wrapText="bothSides" distB="0" distT="0" distL="114300" distR="114300"/>
-            <wp:docPr descr="UNPA.JPG" id="13" name="image2.jpg"/>
+            <wp:docPr descr="UNPA.JPG" id="13" name="image1.jpg"/>
             <a:graphic>
               <a:graphicData uri="http://schemas.openxmlformats.org/drawingml/2006/picture">
                 <pic:pic>
                   <pic:nvPicPr>
-                    <pic:cNvPr descr="UNPA.JPG" id="0" name="image2.jpg"/>
+                    <pic:cNvPr descr="UNPA.JPG" id="0" name="image1.jpg"/>
                     <pic:cNvPicPr preferRelativeResize="0"/>
                   </pic:nvPicPr>
                   <pic:blipFill>
@@ -1506,12 +1506,12 @@
             <wp:extent cx="1200150" cy="1200150"/>
             <wp:effectExtent b="0" l="0" r="0" t="0"/>
             <wp:wrapSquare wrapText="bothSides" distB="0" distT="0" distL="114300" distR="114300"/>
-            <wp:docPr id="14" name="image1.png"/>
+            <wp:docPr id="14" name="image3.png"/>
             <a:graphic>
               <a:graphicData uri="http://schemas.openxmlformats.org/drawingml/2006/picture">
                 <pic:pic>
                   <pic:nvPicPr>
-                    <pic:cNvPr id="0" name="image1.png"/>
+                    <pic:cNvPr id="0" name="image3.png"/>
                     <pic:cNvPicPr preferRelativeResize="0"/>
                   </pic:nvPicPr>
                   <pic:blipFill>
@@ -1822,7 +1822,7 @@
     </w:p>
     <w:sdt>
       <w:sdtPr>
-        <w:id w:val="787076649"/>
+        <w:id w:val="-1875653870"/>
         <w:docPartObj>
           <w:docPartGallery w:val="Table of Contents"/>
           <w:docPartUnique w:val="1"/>
@@ -8275,12 +8275,12 @@
           <wp:extent cx="931227" cy="931227"/>
           <wp:effectExtent b="0" l="0" r="0" t="0"/>
           <wp:wrapSquare wrapText="bothSides" distB="0" distT="0" distL="114300" distR="114300"/>
-          <wp:docPr descr="psi-negro.png" id="15" name="image3.png"/>
+          <wp:docPr descr="psi-negro.png" id="15" name="image2.png"/>
           <a:graphic>
             <a:graphicData uri="http://schemas.openxmlformats.org/drawingml/2006/picture">
               <pic:pic>
                 <pic:nvPicPr>
-                  <pic:cNvPr descr="psi-negro.png" id="0" name="image3.png"/>
+                  <pic:cNvPr descr="psi-negro.png" id="0" name="image2.png"/>
                   <pic:cNvPicPr preferRelativeResize="0"/>
                 </pic:nvPicPr>
                 <pic:blipFill>
@@ -8578,12 +8578,12 @@
           <wp:extent cx="425450" cy="666750"/>
           <wp:effectExtent b="0" l="0" r="0" t="0"/>
           <wp:wrapSquare wrapText="bothSides" distB="0" distT="0" distL="114300" distR="114300"/>
-          <wp:docPr descr="UNPA.JPG" id="12" name="image2.jpg"/>
+          <wp:docPr descr="UNPA.JPG" id="12" name="image1.jpg"/>
           <a:graphic>
             <a:graphicData uri="http://schemas.openxmlformats.org/drawingml/2006/picture">
               <pic:pic>
                 <pic:nvPicPr>
-                  <pic:cNvPr descr="UNPA.JPG" id="0" name="image2.jpg"/>
+                  <pic:cNvPr descr="UNPA.JPG" id="0" name="image1.jpg"/>
                   <pic:cNvPicPr preferRelativeResize="0"/>
                 </pic:nvPicPr>
                 <pic:blipFill>

--- a/Etapa Inicio/Propuesta de Desarrollo - Kairos - NexTech.docx
+++ b/Etapa Inicio/Propuesta de Desarrollo - Kairos - NexTech.docx
@@ -1822,7 +1822,7 @@
     </w:p>
     <w:sdt>
       <w:sdtPr>
-        <w:id w:val="-1875653870"/>
+        <w:id w:val="-656668409"/>
         <w:docPartObj>
           <w:docPartGallery w:val="Table of Contents"/>
           <w:docPartUnique w:val="1"/>

--- a/Etapa Inicio/Propuesta de Desarrollo - Kairos - NexTech.docx
+++ b/Etapa Inicio/Propuesta de Desarrollo - Kairos - NexTech.docx
@@ -923,12 +923,12 @@
             <wp:extent cx="1200150" cy="1200150"/>
             <wp:effectExtent b="0" l="0" r="0" t="0"/>
             <wp:wrapSquare wrapText="bothSides" distB="0" distT="0" distL="114300" distR="114300"/>
-            <wp:docPr descr="psi-negro.png" id="16" name="image2.png"/>
+            <wp:docPr descr="psi-negro.png" id="16" name="image3.png"/>
             <a:graphic>
               <a:graphicData uri="http://schemas.openxmlformats.org/drawingml/2006/picture">
                 <pic:pic>
                   <pic:nvPicPr>
-                    <pic:cNvPr descr="psi-negro.png" id="0" name="image2.png"/>
+                    <pic:cNvPr descr="psi-negro.png" id="0" name="image3.png"/>
                     <pic:cNvPicPr preferRelativeResize="0"/>
                   </pic:nvPicPr>
                   <pic:blipFill>
@@ -1506,12 +1506,12 @@
             <wp:extent cx="1200150" cy="1200150"/>
             <wp:effectExtent b="0" l="0" r="0" t="0"/>
             <wp:wrapSquare wrapText="bothSides" distB="0" distT="0" distL="114300" distR="114300"/>
-            <wp:docPr id="14" name="image3.png"/>
+            <wp:docPr id="14" name="image2.png"/>
             <a:graphic>
               <a:graphicData uri="http://schemas.openxmlformats.org/drawingml/2006/picture">
                 <pic:pic>
                   <pic:nvPicPr>
-                    <pic:cNvPr id="0" name="image3.png"/>
+                    <pic:cNvPr id="0" name="image2.png"/>
                     <pic:cNvPicPr preferRelativeResize="0"/>
                   </pic:nvPicPr>
                   <pic:blipFill>
@@ -1822,7 +1822,7 @@
     </w:p>
     <w:sdt>
       <w:sdtPr>
-        <w:id w:val="-656668409"/>
+        <w:id w:val="-544923767"/>
         <w:docPartObj>
           <w:docPartGallery w:val="Table of Contents"/>
           <w:docPartUnique w:val="1"/>
@@ -8275,12 +8275,12 @@
           <wp:extent cx="931227" cy="931227"/>
           <wp:effectExtent b="0" l="0" r="0" t="0"/>
           <wp:wrapSquare wrapText="bothSides" distB="0" distT="0" distL="114300" distR="114300"/>
-          <wp:docPr descr="psi-negro.png" id="15" name="image2.png"/>
+          <wp:docPr descr="psi-negro.png" id="15" name="image3.png"/>
           <a:graphic>
             <a:graphicData uri="http://schemas.openxmlformats.org/drawingml/2006/picture">
               <pic:pic>
                 <pic:nvPicPr>
-                  <pic:cNvPr descr="psi-negro.png" id="0" name="image2.png"/>
+                  <pic:cNvPr descr="psi-negro.png" id="0" name="image3.png"/>
                   <pic:cNvPicPr preferRelativeResize="0"/>
                 </pic:nvPicPr>
                 <pic:blipFill>

--- a/Etapa Inicio/Propuesta de Desarrollo - Kairos - NexTech.docx
+++ b/Etapa Inicio/Propuesta de Desarrollo - Kairos - NexTech.docx
@@ -1822,7 +1822,7 @@
     </w:p>
     <w:sdt>
       <w:sdtPr>
-        <w:id w:val="-544923767"/>
+        <w:id w:val="-623623937"/>
         <w:docPartObj>
           <w:docPartGallery w:val="Table of Contents"/>
           <w:docPartUnique w:val="1"/>

--- a/Etapa Inicio/Propuesta de Desarrollo - Kairos - NexTech.docx
+++ b/Etapa Inicio/Propuesta de Desarrollo - Kairos - NexTech.docx
@@ -22,7 +22,9 @@
         <w:rPr>
           <w:rFonts w:ascii="Cambria" w:cs="Cambria" w:eastAsia="Cambria" w:hAnsi="Cambria"/>
           <w:b w:val="0"/>
+          <w:bCs w:val="0"/>
           <w:i w:val="0"/>
+          <w:iCs w:val="0"/>
           <w:smallCaps w:val="0"/>
           <w:strike w:val="0"/>
           <w:color w:val="000000"/>
@@ -59,7 +61,9 @@
         <w:rPr>
           <w:rFonts w:ascii="Cambria" w:cs="Cambria" w:eastAsia="Cambria" w:hAnsi="Cambria"/>
           <w:b w:val="0"/>
+          <w:bCs w:val="0"/>
           <w:i w:val="0"/>
+          <w:iCs w:val="0"/>
           <w:smallCaps w:val="0"/>
           <w:strike w:val="0"/>
           <w:color w:val="000000"/>
@@ -96,7 +100,9 @@
         <w:rPr>
           <w:rFonts w:ascii="Cambria" w:cs="Cambria" w:eastAsia="Cambria" w:hAnsi="Cambria"/>
           <w:b w:val="0"/>
+          <w:bCs w:val="0"/>
           <w:i w:val="0"/>
+          <w:iCs w:val="0"/>
           <w:smallCaps w:val="0"/>
           <w:strike w:val="0"/>
           <w:color w:val="000000"/>
@@ -111,7 +117,9 @@
         <w:rPr>
           <w:rFonts w:ascii="Calibri" w:cs="Calibri" w:eastAsia="Calibri" w:hAnsi="Calibri"/>
           <w:b w:val="0"/>
+          <w:bCs w:val="0"/>
           <w:i w:val="0"/>
+          <w:iCs w:val="0"/>
           <w:smallCaps w:val="0"/>
           <w:strike w:val="0"/>
           <w:color w:val="000000"/>
@@ -231,7 +239,9 @@
         <w:rPr>
           <w:rFonts w:ascii="Calibri" w:cs="Calibri" w:eastAsia="Calibri" w:hAnsi="Calibri"/>
           <w:b w:val="0"/>
+          <w:bCs w:val="0"/>
           <w:i w:val="0"/>
+          <w:iCs w:val="0"/>
           <w:smallCaps w:val="0"/>
           <w:strike w:val="0"/>
           <w:color w:val="000000"/>
@@ -351,7 +361,9 @@
         <w:rPr>
           <w:rFonts w:ascii="Calibri" w:cs="Calibri" w:eastAsia="Calibri" w:hAnsi="Calibri"/>
           <w:b w:val="0"/>
+          <w:bCs w:val="0"/>
           <w:i w:val="0"/>
+          <w:iCs w:val="0"/>
           <w:smallCaps w:val="0"/>
           <w:strike w:val="0"/>
           <w:color w:val="000000"/>
@@ -471,7 +483,9 @@
         <w:rPr>
           <w:rFonts w:ascii="Calibri" w:cs="Calibri" w:eastAsia="Calibri" w:hAnsi="Calibri"/>
           <w:b w:val="0"/>
+          <w:bCs w:val="0"/>
           <w:i w:val="0"/>
+          <w:iCs w:val="0"/>
           <w:smallCaps w:val="0"/>
           <w:strike w:val="0"/>
           <w:color w:val="000000"/>
@@ -613,7 +627,9 @@
         <w:rPr>
           <w:rFonts w:ascii="Cambria" w:cs="Cambria" w:eastAsia="Cambria" w:hAnsi="Cambria"/>
           <w:b w:val="0"/>
+          <w:bCs w:val="0"/>
           <w:i w:val="0"/>
+          <w:iCs w:val="0"/>
           <w:smallCaps w:val="0"/>
           <w:strike w:val="0"/>
           <w:color w:val="000000"/>
@@ -628,7 +644,9 @@
         <w:rPr>
           <w:rFonts w:ascii="Cambria" w:cs="Cambria" w:eastAsia="Cambria" w:hAnsi="Cambria"/>
           <w:b w:val="0"/>
+          <w:bCs w:val="0"/>
           <w:i w:val="0"/>
+          <w:iCs w:val="0"/>
           <w:smallCaps w:val="0"/>
           <w:strike w:val="0"/>
           <w:color w:val="000000"/>
@@ -662,7 +680,9 @@
         <w:rPr>
           <w:rFonts w:ascii="Cambria" w:cs="Cambria" w:eastAsia="Cambria" w:hAnsi="Cambria"/>
           <w:b w:val="0"/>
+          <w:bCs w:val="0"/>
           <w:i w:val="0"/>
+          <w:iCs w:val="0"/>
           <w:smallCaps w:val="0"/>
           <w:strike w:val="0"/>
           <w:color w:val="000000"/>
@@ -708,7 +728,9 @@
         <w:rPr>
           <w:rFonts w:ascii="Calibri" w:cs="Calibri" w:eastAsia="Calibri" w:hAnsi="Calibri"/>
           <w:b w:val="0"/>
+          <w:bCs w:val="0"/>
           <w:i w:val="0"/>
+          <w:iCs w:val="0"/>
           <w:smallCaps w:val="0"/>
           <w:strike w:val="0"/>
           <w:color w:val="000000"/>
@@ -745,7 +767,9 @@
         <w:rPr>
           <w:rFonts w:ascii="Calibri" w:cs="Calibri" w:eastAsia="Calibri" w:hAnsi="Calibri"/>
           <w:b w:val="0"/>
+          <w:bCs w:val="0"/>
           <w:i w:val="0"/>
+          <w:iCs w:val="0"/>
           <w:smallCaps w:val="0"/>
           <w:strike w:val="0"/>
           <w:color w:val="000000"/>
@@ -782,7 +806,9 @@
         <w:rPr>
           <w:rFonts w:ascii="Calibri" w:cs="Calibri" w:eastAsia="Calibri" w:hAnsi="Calibri"/>
           <w:b w:val="0"/>
+          <w:bCs w:val="0"/>
           <w:i w:val="0"/>
+          <w:iCs w:val="0"/>
           <w:smallCaps w:val="0"/>
           <w:strike w:val="0"/>
           <w:color w:val="000000"/>
@@ -819,7 +845,9 @@
         <w:rPr>
           <w:rFonts w:ascii="Calibri" w:cs="Calibri" w:eastAsia="Calibri" w:hAnsi="Calibri"/>
           <w:b w:val="0"/>
+          <w:bCs w:val="0"/>
           <w:i w:val="0"/>
+          <w:iCs w:val="0"/>
           <w:smallCaps w:val="0"/>
           <w:strike w:val="0"/>
           <w:color w:val="000000"/>
@@ -895,7 +923,9 @@
         <w:rPr>
           <w:rFonts w:ascii="Calibri" w:cs="Calibri" w:eastAsia="Calibri" w:hAnsi="Calibri"/>
           <w:b w:val="0"/>
+          <w:bCs w:val="0"/>
           <w:i w:val="1"/>
+          <w:iCs w:val="1"/>
           <w:smallCaps w:val="0"/>
           <w:strike w:val="0"/>
           <w:color w:val="548dd4"/>
@@ -909,6 +939,7 @@
       <w:r>
         <w:rPr>
           <w:i w:val="1"/>
+          <w:iCs w:val="1"/>
           <w:color w:val="548dd4"/>
         </w:rPr>
         <w:drawing>
@@ -923,12 +954,12 @@
             <wp:extent cx="1200150" cy="1200150"/>
             <wp:effectExtent b="0" l="0" r="0" t="0"/>
             <wp:wrapSquare wrapText="bothSides" distB="0" distT="0" distL="114300" distR="114300"/>
-            <wp:docPr descr="psi-negro.png" id="16" name="image3.png"/>
+            <wp:docPr descr="psi-negro.png" id="16" name="image2.png"/>
             <a:graphic>
               <a:graphicData uri="http://schemas.openxmlformats.org/drawingml/2006/picture">
                 <pic:pic>
                   <pic:nvPicPr>
-                    <pic:cNvPr descr="psi-negro.png" id="0" name="image3.png"/>
+                    <pic:cNvPr descr="psi-negro.png" id="0" name="image2.png"/>
                     <pic:cNvPicPr preferRelativeResize="0"/>
                   </pic:nvPicPr>
                   <pic:blipFill>
@@ -956,7 +987,9 @@
         <w:rPr>
           <w:rFonts w:ascii="Calibri" w:cs="Calibri" w:eastAsia="Calibri" w:hAnsi="Calibri"/>
           <w:b w:val="0"/>
+          <w:bCs w:val="0"/>
           <w:i w:val="1"/>
+          <w:iCs w:val="1"/>
           <w:smallCaps w:val="0"/>
           <w:strike w:val="0"/>
           <w:color w:val="548dd4"/>
@@ -1230,7 +1263,9 @@
         <w:rPr>
           <w:rFonts w:ascii="Calibri" w:cs="Calibri" w:eastAsia="Calibri" w:hAnsi="Calibri"/>
           <w:b w:val="0"/>
+          <w:bCs w:val="0"/>
           <w:i w:val="1"/>
+          <w:iCs w:val="1"/>
           <w:smallCaps w:val="0"/>
           <w:strike w:val="0"/>
           <w:color w:val="548dd4"/>
@@ -1245,7 +1280,9 @@
         <w:rPr>
           <w:rFonts w:ascii="Calibri" w:cs="Calibri" w:eastAsia="Calibri" w:hAnsi="Calibri"/>
           <w:b w:val="0"/>
+          <w:bCs w:val="0"/>
           <w:i w:val="1"/>
+          <w:iCs w:val="1"/>
           <w:smallCaps w:val="0"/>
           <w:strike w:val="0"/>
           <w:color w:val="548dd4"/>
@@ -1420,7 +1457,9 @@
         <w:rPr>
           <w:rFonts w:ascii="Calibri" w:cs="Calibri" w:eastAsia="Calibri" w:hAnsi="Calibri"/>
           <w:b w:val="0"/>
+          <w:bCs w:val="0"/>
           <w:i w:val="1"/>
+          <w:iCs w:val="1"/>
           <w:smallCaps w:val="0"/>
           <w:strike w:val="0"/>
           <w:color w:val="548dd4"/>
@@ -1460,7 +1499,9 @@
         <w:rPr>
           <w:rFonts w:ascii="Calibri" w:cs="Calibri" w:eastAsia="Calibri" w:hAnsi="Calibri"/>
           <w:b w:val="0"/>
+          <w:bCs w:val="0"/>
           <w:i w:val="1"/>
+          <w:iCs w:val="1"/>
           <w:smallCaps w:val="0"/>
           <w:strike w:val="0"/>
           <w:color w:val="548dd4"/>
@@ -1506,12 +1547,12 @@
             <wp:extent cx="1200150" cy="1200150"/>
             <wp:effectExtent b="0" l="0" r="0" t="0"/>
             <wp:wrapSquare wrapText="bothSides" distB="0" distT="0" distL="114300" distR="114300"/>
-            <wp:docPr id="14" name="image2.png"/>
+            <wp:docPr id="14" name="image3.png"/>
             <a:graphic>
               <a:graphicData uri="http://schemas.openxmlformats.org/drawingml/2006/picture">
                 <pic:pic>
                   <pic:nvPicPr>
-                    <pic:cNvPr id="0" name="image2.png"/>
+                    <pic:cNvPr id="0" name="image3.png"/>
                     <pic:cNvPicPr preferRelativeResize="0"/>
                   </pic:nvPicPr>
                   <pic:blipFill>
@@ -1792,7 +1833,9 @@
         <w:rPr>
           <w:rFonts w:ascii="Cambria" w:cs="Cambria" w:eastAsia="Cambria" w:hAnsi="Cambria"/>
           <w:b w:val="1"/>
+          <w:bCs w:val="1"/>
           <w:i w:val="0"/>
+          <w:iCs w:val="0"/>
           <w:smallCaps w:val="0"/>
           <w:strike w:val="0"/>
           <w:color w:val="366091"/>
@@ -1807,6 +1850,7 @@
         <w:rPr>
           <w:rFonts w:ascii="Cambria" w:cs="Cambria" w:eastAsia="Cambria" w:hAnsi="Cambria"/>
           <w:b w:val="1"/>
+          <w:bCs w:val="1"/>
           <w:color w:val="366091"/>
           <w:sz w:val="28"/>
           <w:szCs w:val="28"/>
@@ -1822,7 +1866,7 @@
     </w:p>
     <w:sdt>
       <w:sdtPr>
-        <w:id w:val="-623623937"/>
+        <w:id w:val="1469007683"/>
         <w:docPartObj>
           <w:docPartGallery w:val="Table of Contents"/>
           <w:docPartUnique w:val="1"/>
@@ -1852,7 +1896,9 @@
             <w:rPr>
               <w:rFonts w:ascii="Calibri" w:cs="Calibri" w:eastAsia="Calibri" w:hAnsi="Calibri"/>
               <w:b w:val="0"/>
+              <w:bCs w:val="0"/>
               <w:i w:val="0"/>
+              <w:iCs w:val="0"/>
               <w:smallCaps w:val="0"/>
               <w:strike w:val="0"/>
               <w:color w:val="000000"/>
@@ -1873,7 +1919,9 @@
               <w:rPr>
                 <w:rFonts w:ascii="Calibri" w:cs="Calibri" w:eastAsia="Calibri" w:hAnsi="Calibri"/>
                 <w:b w:val="1"/>
+                <w:bCs w:val="1"/>
                 <w:i w:val="0"/>
+                <w:iCs w:val="0"/>
                 <w:smallCaps w:val="0"/>
                 <w:strike w:val="0"/>
                 <w:color w:val="000000"/>
@@ -1918,7 +1966,9 @@
             <w:rPr>
               <w:rFonts w:ascii="Calibri" w:cs="Calibri" w:eastAsia="Calibri" w:hAnsi="Calibri"/>
               <w:b w:val="0"/>
+              <w:bCs w:val="0"/>
               <w:i w:val="0"/>
+              <w:iCs w:val="0"/>
               <w:smallCaps w:val="0"/>
               <w:strike w:val="0"/>
               <w:color w:val="000000"/>
@@ -1934,7 +1984,9 @@
               <w:rPr>
                 <w:rFonts w:ascii="Calibri" w:cs="Calibri" w:eastAsia="Calibri" w:hAnsi="Calibri"/>
                 <w:b w:val="0"/>
+                <w:bCs w:val="0"/>
                 <w:i w:val="1"/>
+                <w:iCs w:val="1"/>
                 <w:smallCaps w:val="0"/>
                 <w:strike w:val="0"/>
                 <w:color w:val="000000"/>
@@ -1979,7 +2031,9 @@
             <w:rPr>
               <w:rFonts w:ascii="Calibri" w:cs="Calibri" w:eastAsia="Calibri" w:hAnsi="Calibri"/>
               <w:b w:val="0"/>
+              <w:bCs w:val="0"/>
               <w:i w:val="0"/>
+              <w:iCs w:val="0"/>
               <w:smallCaps w:val="0"/>
               <w:strike w:val="0"/>
               <w:color w:val="000000"/>
@@ -1995,7 +2049,9 @@
               <w:rPr>
                 <w:rFonts w:ascii="Calibri" w:cs="Calibri" w:eastAsia="Calibri" w:hAnsi="Calibri"/>
                 <w:b w:val="0"/>
+                <w:bCs w:val="0"/>
                 <w:i w:val="1"/>
+                <w:iCs w:val="1"/>
                 <w:smallCaps w:val="0"/>
                 <w:strike w:val="0"/>
                 <w:color w:val="000000"/>
@@ -2040,7 +2096,9 @@
             <w:rPr>
               <w:rFonts w:ascii="Calibri" w:cs="Calibri" w:eastAsia="Calibri" w:hAnsi="Calibri"/>
               <w:b w:val="0"/>
+              <w:bCs w:val="0"/>
               <w:i w:val="0"/>
+              <w:iCs w:val="0"/>
               <w:smallCaps w:val="0"/>
               <w:strike w:val="0"/>
               <w:color w:val="000000"/>
@@ -2056,7 +2114,9 @@
               <w:rPr>
                 <w:rFonts w:ascii="Calibri" w:cs="Calibri" w:eastAsia="Calibri" w:hAnsi="Calibri"/>
                 <w:b w:val="0"/>
+                <w:bCs w:val="0"/>
                 <w:i w:val="1"/>
+                <w:iCs w:val="1"/>
                 <w:smallCaps w:val="0"/>
                 <w:strike w:val="0"/>
                 <w:color w:val="000000"/>
@@ -2101,7 +2161,9 @@
             <w:rPr>
               <w:rFonts w:ascii="Calibri" w:cs="Calibri" w:eastAsia="Calibri" w:hAnsi="Calibri"/>
               <w:b w:val="0"/>
+              <w:bCs w:val="0"/>
               <w:i w:val="0"/>
+              <w:iCs w:val="0"/>
               <w:smallCaps w:val="0"/>
               <w:strike w:val="0"/>
               <w:color w:val="000000"/>
@@ -2117,7 +2179,9 @@
               <w:rPr>
                 <w:rFonts w:ascii="Calibri" w:cs="Calibri" w:eastAsia="Calibri" w:hAnsi="Calibri"/>
                 <w:b w:val="1"/>
+                <w:bCs w:val="1"/>
                 <w:i w:val="0"/>
+                <w:iCs w:val="0"/>
                 <w:smallCaps w:val="0"/>
                 <w:strike w:val="0"/>
                 <w:color w:val="000000"/>
@@ -2162,7 +2226,9 @@
             <w:rPr>
               <w:rFonts w:ascii="Calibri" w:cs="Calibri" w:eastAsia="Calibri" w:hAnsi="Calibri"/>
               <w:b w:val="0"/>
+              <w:bCs w:val="0"/>
               <w:i w:val="0"/>
+              <w:iCs w:val="0"/>
               <w:smallCaps w:val="0"/>
               <w:strike w:val="0"/>
               <w:color w:val="000000"/>
@@ -2178,7 +2244,9 @@
               <w:rPr>
                 <w:rFonts w:ascii="Calibri" w:cs="Calibri" w:eastAsia="Calibri" w:hAnsi="Calibri"/>
                 <w:b w:val="0"/>
+                <w:bCs w:val="0"/>
                 <w:i w:val="1"/>
+                <w:iCs w:val="1"/>
                 <w:smallCaps w:val="0"/>
                 <w:strike w:val="0"/>
                 <w:color w:val="000000"/>
@@ -2223,7 +2291,9 @@
             <w:rPr>
               <w:rFonts w:ascii="Calibri" w:cs="Calibri" w:eastAsia="Calibri" w:hAnsi="Calibri"/>
               <w:b w:val="0"/>
+              <w:bCs w:val="0"/>
               <w:i w:val="0"/>
+              <w:iCs w:val="0"/>
               <w:smallCaps w:val="0"/>
               <w:strike w:val="0"/>
               <w:color w:val="000000"/>
@@ -2239,7 +2309,9 @@
               <w:rPr>
                 <w:rFonts w:ascii="Calibri" w:cs="Calibri" w:eastAsia="Calibri" w:hAnsi="Calibri"/>
                 <w:b w:val="0"/>
+                <w:bCs w:val="0"/>
                 <w:i w:val="1"/>
+                <w:iCs w:val="1"/>
                 <w:smallCaps w:val="0"/>
                 <w:strike w:val="0"/>
                 <w:color w:val="000000"/>
@@ -2284,7 +2356,9 @@
             <w:rPr>
               <w:rFonts w:ascii="Calibri" w:cs="Calibri" w:eastAsia="Calibri" w:hAnsi="Calibri"/>
               <w:b w:val="0"/>
+              <w:bCs w:val="0"/>
               <w:i w:val="0"/>
+              <w:iCs w:val="0"/>
               <w:smallCaps w:val="0"/>
               <w:strike w:val="0"/>
               <w:color w:val="000000"/>
@@ -2300,7 +2374,9 @@
               <w:rPr>
                 <w:rFonts w:ascii="Calibri" w:cs="Calibri" w:eastAsia="Calibri" w:hAnsi="Calibri"/>
                 <w:b w:val="0"/>
+                <w:bCs w:val="0"/>
                 <w:i w:val="1"/>
+                <w:iCs w:val="1"/>
                 <w:smallCaps w:val="0"/>
                 <w:strike w:val="0"/>
                 <w:color w:val="000000"/>
@@ -2345,7 +2421,9 @@
             <w:rPr>
               <w:rFonts w:ascii="Calibri" w:cs="Calibri" w:eastAsia="Calibri" w:hAnsi="Calibri"/>
               <w:b w:val="0"/>
+              <w:bCs w:val="0"/>
               <w:i w:val="0"/>
+              <w:iCs w:val="0"/>
               <w:smallCaps w:val="0"/>
               <w:strike w:val="0"/>
               <w:color w:val="000000"/>
@@ -2361,7 +2439,9 @@
               <w:rPr>
                 <w:rFonts w:ascii="Calibri" w:cs="Calibri" w:eastAsia="Calibri" w:hAnsi="Calibri"/>
                 <w:b w:val="1"/>
+                <w:bCs w:val="1"/>
                 <w:i w:val="0"/>
+                <w:iCs w:val="0"/>
                 <w:smallCaps w:val="0"/>
                 <w:strike w:val="0"/>
                 <w:color w:val="000000"/>
@@ -2406,7 +2486,9 @@
             <w:rPr>
               <w:rFonts w:ascii="Calibri" w:cs="Calibri" w:eastAsia="Calibri" w:hAnsi="Calibri"/>
               <w:b w:val="0"/>
+              <w:bCs w:val="0"/>
               <w:i w:val="0"/>
+              <w:iCs w:val="0"/>
               <w:smallCaps w:val="0"/>
               <w:strike w:val="0"/>
               <w:color w:val="000000"/>
@@ -2422,7 +2504,9 @@
               <w:rPr>
                 <w:rFonts w:ascii="Calibri" w:cs="Calibri" w:eastAsia="Calibri" w:hAnsi="Calibri"/>
                 <w:b w:val="0"/>
+                <w:bCs w:val="0"/>
                 <w:i w:val="1"/>
+                <w:iCs w:val="1"/>
                 <w:smallCaps w:val="0"/>
                 <w:strike w:val="0"/>
                 <w:color w:val="000000"/>
@@ -2467,7 +2551,9 @@
             <w:rPr>
               <w:rFonts w:ascii="Calibri" w:cs="Calibri" w:eastAsia="Calibri" w:hAnsi="Calibri"/>
               <w:b w:val="0"/>
+              <w:bCs w:val="0"/>
               <w:i w:val="0"/>
+              <w:iCs w:val="0"/>
               <w:smallCaps w:val="0"/>
               <w:strike w:val="0"/>
               <w:color w:val="000000"/>
@@ -2483,7 +2569,9 @@
               <w:rPr>
                 <w:rFonts w:ascii="Calibri" w:cs="Calibri" w:eastAsia="Calibri" w:hAnsi="Calibri"/>
                 <w:b w:val="0"/>
+                <w:bCs w:val="0"/>
                 <w:i w:val="0"/>
+                <w:iCs w:val="0"/>
                 <w:smallCaps w:val="0"/>
                 <w:strike w:val="0"/>
                 <w:color w:val="000000"/>
@@ -2528,7 +2616,9 @@
             <w:rPr>
               <w:rFonts w:ascii="Calibri" w:cs="Calibri" w:eastAsia="Calibri" w:hAnsi="Calibri"/>
               <w:b w:val="0"/>
+              <w:bCs w:val="0"/>
               <w:i w:val="0"/>
+              <w:iCs w:val="0"/>
               <w:smallCaps w:val="0"/>
               <w:strike w:val="0"/>
               <w:color w:val="000000"/>
@@ -2544,7 +2634,9 @@
               <w:rPr>
                 <w:rFonts w:ascii="Calibri" w:cs="Calibri" w:eastAsia="Calibri" w:hAnsi="Calibri"/>
                 <w:b w:val="0"/>
+                <w:bCs w:val="0"/>
                 <w:i w:val="0"/>
+                <w:iCs w:val="0"/>
                 <w:smallCaps w:val="0"/>
                 <w:strike w:val="0"/>
                 <w:color w:val="000000"/>
@@ -2589,7 +2681,9 @@
             <w:rPr>
               <w:rFonts w:ascii="Calibri" w:cs="Calibri" w:eastAsia="Calibri" w:hAnsi="Calibri"/>
               <w:b w:val="0"/>
+              <w:bCs w:val="0"/>
               <w:i w:val="0"/>
+              <w:iCs w:val="0"/>
               <w:smallCaps w:val="0"/>
               <w:strike w:val="0"/>
               <w:color w:val="000000"/>
@@ -2605,7 +2699,9 @@
               <w:rPr>
                 <w:rFonts w:ascii="Calibri" w:cs="Calibri" w:eastAsia="Calibri" w:hAnsi="Calibri"/>
                 <w:b w:val="0"/>
+                <w:bCs w:val="0"/>
                 <w:i w:val="0"/>
+                <w:iCs w:val="0"/>
                 <w:smallCaps w:val="0"/>
                 <w:strike w:val="0"/>
                 <w:color w:val="000000"/>
@@ -2650,7 +2746,9 @@
             <w:rPr>
               <w:rFonts w:ascii="Calibri" w:cs="Calibri" w:eastAsia="Calibri" w:hAnsi="Calibri"/>
               <w:b w:val="0"/>
+              <w:bCs w:val="0"/>
               <w:i w:val="0"/>
+              <w:iCs w:val="0"/>
               <w:smallCaps w:val="0"/>
               <w:strike w:val="0"/>
               <w:color w:val="000000"/>
@@ -2666,7 +2764,9 @@
               <w:rPr>
                 <w:rFonts w:ascii="Calibri" w:cs="Calibri" w:eastAsia="Calibri" w:hAnsi="Calibri"/>
                 <w:b w:val="0"/>
+                <w:bCs w:val="0"/>
                 <w:i w:val="0"/>
+                <w:iCs w:val="0"/>
                 <w:smallCaps w:val="0"/>
                 <w:strike w:val="0"/>
                 <w:color w:val="000000"/>
@@ -2711,7 +2811,9 @@
             <w:rPr>
               <w:rFonts w:ascii="Calibri" w:cs="Calibri" w:eastAsia="Calibri" w:hAnsi="Calibri"/>
               <w:b w:val="0"/>
+              <w:bCs w:val="0"/>
               <w:i w:val="0"/>
+              <w:iCs w:val="0"/>
               <w:smallCaps w:val="0"/>
               <w:strike w:val="0"/>
               <w:color w:val="000000"/>
@@ -2727,7 +2829,9 @@
               <w:rPr>
                 <w:rFonts w:ascii="Calibri" w:cs="Calibri" w:eastAsia="Calibri" w:hAnsi="Calibri"/>
                 <w:b w:val="0"/>
+                <w:bCs w:val="0"/>
                 <w:i w:val="1"/>
+                <w:iCs w:val="1"/>
                 <w:smallCaps w:val="0"/>
                 <w:strike w:val="0"/>
                 <w:color w:val="000000"/>
@@ -2772,7 +2876,9 @@
             <w:rPr>
               <w:rFonts w:ascii="Calibri" w:cs="Calibri" w:eastAsia="Calibri" w:hAnsi="Calibri"/>
               <w:b w:val="0"/>
+              <w:bCs w:val="0"/>
               <w:i w:val="0"/>
+              <w:iCs w:val="0"/>
               <w:smallCaps w:val="0"/>
               <w:strike w:val="0"/>
               <w:color w:val="000000"/>
@@ -2788,7 +2894,9 @@
               <w:rPr>
                 <w:rFonts w:ascii="Calibri" w:cs="Calibri" w:eastAsia="Calibri" w:hAnsi="Calibri"/>
                 <w:b w:val="0"/>
+                <w:bCs w:val="0"/>
                 <w:i w:val="0"/>
+                <w:iCs w:val="0"/>
                 <w:smallCaps w:val="0"/>
                 <w:strike w:val="0"/>
                 <w:color w:val="000000"/>
@@ -2833,7 +2941,9 @@
             <w:rPr>
               <w:rFonts w:ascii="Calibri" w:cs="Calibri" w:eastAsia="Calibri" w:hAnsi="Calibri"/>
               <w:b w:val="0"/>
+              <w:bCs w:val="0"/>
               <w:i w:val="0"/>
+              <w:iCs w:val="0"/>
               <w:smallCaps w:val="0"/>
               <w:strike w:val="0"/>
               <w:color w:val="000000"/>
@@ -2849,7 +2959,9 @@
               <w:rPr>
                 <w:rFonts w:ascii="Calibri" w:cs="Calibri" w:eastAsia="Calibri" w:hAnsi="Calibri"/>
                 <w:b w:val="0"/>
+                <w:bCs w:val="0"/>
                 <w:i w:val="1"/>
+                <w:iCs w:val="1"/>
                 <w:smallCaps w:val="0"/>
                 <w:strike w:val="0"/>
                 <w:color w:val="000000"/>
@@ -2894,7 +3006,9 @@
             <w:rPr>
               <w:rFonts w:ascii="Calibri" w:cs="Calibri" w:eastAsia="Calibri" w:hAnsi="Calibri"/>
               <w:b w:val="0"/>
+              <w:bCs w:val="0"/>
               <w:i w:val="0"/>
+              <w:iCs w:val="0"/>
               <w:smallCaps w:val="0"/>
               <w:strike w:val="0"/>
               <w:color w:val="000000"/>
@@ -2910,7 +3024,9 @@
               <w:rPr>
                 <w:rFonts w:ascii="Calibri" w:cs="Calibri" w:eastAsia="Calibri" w:hAnsi="Calibri"/>
                 <w:b w:val="1"/>
+                <w:bCs w:val="1"/>
                 <w:i w:val="0"/>
+                <w:iCs w:val="0"/>
                 <w:smallCaps w:val="0"/>
                 <w:strike w:val="0"/>
                 <w:color w:val="000000"/>
@@ -2955,7 +3071,9 @@
             <w:rPr>
               <w:rFonts w:ascii="Calibri" w:cs="Calibri" w:eastAsia="Calibri" w:hAnsi="Calibri"/>
               <w:b w:val="0"/>
+              <w:bCs w:val="0"/>
               <w:i w:val="0"/>
+              <w:iCs w:val="0"/>
               <w:smallCaps w:val="0"/>
               <w:strike w:val="0"/>
               <w:color w:val="000000"/>
@@ -2971,7 +3089,9 @@
               <w:rPr>
                 <w:rFonts w:ascii="Calibri" w:cs="Calibri" w:eastAsia="Calibri" w:hAnsi="Calibri"/>
                 <w:b w:val="1"/>
+                <w:bCs w:val="1"/>
                 <w:i w:val="0"/>
+                <w:iCs w:val="0"/>
                 <w:smallCaps w:val="0"/>
                 <w:strike w:val="0"/>
                 <w:color w:val="000000"/>
@@ -3016,7 +3136,9 @@
             <w:rPr>
               <w:rFonts w:ascii="Calibri" w:cs="Calibri" w:eastAsia="Calibri" w:hAnsi="Calibri"/>
               <w:b w:val="0"/>
+              <w:bCs w:val="0"/>
               <w:i w:val="0"/>
+              <w:iCs w:val="0"/>
               <w:smallCaps w:val="0"/>
               <w:strike w:val="0"/>
               <w:color w:val="000000"/>
@@ -3095,7 +3217,9 @@
         <w:rPr>
           <w:rFonts w:ascii="Cambria" w:cs="Cambria" w:eastAsia="Cambria" w:hAnsi="Cambria"/>
           <w:b w:val="0"/>
+          <w:bCs w:val="0"/>
           <w:i w:val="0"/>
+          <w:iCs w:val="0"/>
           <w:smallCaps w:val="0"/>
           <w:strike w:val="0"/>
           <w:color w:val="17365d"/>
@@ -3110,7 +3234,9 @@
         <w:rPr>
           <w:rFonts w:ascii="Cambria" w:cs="Cambria" w:eastAsia="Cambria" w:hAnsi="Cambria"/>
           <w:b w:val="0"/>
+          <w:bCs w:val="0"/>
           <w:i w:val="0"/>
+          <w:iCs w:val="0"/>
           <w:smallCaps w:val="0"/>
           <w:strike w:val="0"/>
           <w:color w:val="17365d"/>
@@ -3147,7 +3273,9 @@
         <w:rPr>
           <w:rFonts w:ascii="Cambria" w:cs="Cambria" w:eastAsia="Cambria" w:hAnsi="Cambria"/>
           <w:b w:val="1"/>
+          <w:bCs w:val="1"/>
           <w:i w:val="0"/>
+          <w:iCs w:val="0"/>
           <w:smallCaps w:val="0"/>
           <w:strike w:val="0"/>
           <w:color w:val="366091"/>
@@ -3164,7 +3292,9 @@
         <w:rPr>
           <w:rFonts w:ascii="Cambria" w:cs="Cambria" w:eastAsia="Cambria" w:hAnsi="Cambria"/>
           <w:b w:val="1"/>
+          <w:bCs w:val="1"/>
           <w:i w:val="0"/>
+          <w:iCs w:val="0"/>
           <w:smallCaps w:val="0"/>
           <w:strike w:val="0"/>
           <w:color w:val="366091"/>
@@ -3201,7 +3331,9 @@
         <w:rPr>
           <w:rFonts w:ascii="Cambria" w:cs="Cambria" w:eastAsia="Cambria" w:hAnsi="Cambria"/>
           <w:b w:val="1"/>
+          <w:bCs w:val="1"/>
           <w:i w:val="0"/>
+          <w:iCs w:val="0"/>
           <w:smallCaps w:val="0"/>
           <w:strike w:val="0"/>
           <w:color w:val="4f81bd"/>
@@ -3222,7 +3354,9 @@
         <w:rPr>
           <w:rFonts w:ascii="Calibri" w:cs="Calibri" w:eastAsia="Calibri" w:hAnsi="Calibri"/>
           <w:b w:val="0"/>
+          <w:bCs w:val="0"/>
           <w:i w:val="1"/>
+          <w:iCs w:val="1"/>
           <w:smallCaps w:val="0"/>
           <w:strike w:val="0"/>
           <w:color w:val="548dd4"/>
@@ -3239,7 +3373,9 @@
         <w:rPr>
           <w:rFonts w:ascii="Cambria" w:cs="Cambria" w:eastAsia="Cambria" w:hAnsi="Cambria"/>
           <w:b w:val="1"/>
+          <w:bCs w:val="1"/>
           <w:i w:val="0"/>
+          <w:iCs w:val="0"/>
           <w:smallCaps w:val="0"/>
           <w:strike w:val="0"/>
           <w:color w:val="4f81bd"/>
@@ -3321,7 +3457,9 @@
         <w:rPr>
           <w:rFonts w:ascii="Cambria" w:cs="Cambria" w:eastAsia="Cambria" w:hAnsi="Cambria"/>
           <w:b w:val="1"/>
+          <w:bCs w:val="1"/>
           <w:i w:val="0"/>
+          <w:iCs w:val="0"/>
           <w:smallCaps w:val="0"/>
           <w:strike w:val="0"/>
           <w:color w:val="4f81bd"/>
@@ -3338,7 +3476,9 @@
         <w:rPr>
           <w:rFonts w:ascii="Cambria" w:cs="Cambria" w:eastAsia="Cambria" w:hAnsi="Cambria"/>
           <w:b w:val="1"/>
+          <w:bCs w:val="1"/>
           <w:i w:val="0"/>
+          <w:iCs w:val="0"/>
           <w:smallCaps w:val="0"/>
           <w:strike w:val="0"/>
           <w:color w:val="4f81bd"/>
@@ -3394,7 +3534,9 @@
         <w:rPr>
           <w:rFonts w:ascii="Cambria" w:cs="Cambria" w:eastAsia="Cambria" w:hAnsi="Cambria"/>
           <w:b w:val="1"/>
+          <w:bCs w:val="1"/>
           <w:i w:val="0"/>
+          <w:iCs w:val="0"/>
           <w:smallCaps w:val="0"/>
           <w:strike w:val="0"/>
           <w:color w:val="4f81bd"/>
@@ -3409,7 +3551,9 @@
         <w:rPr>
           <w:rFonts w:ascii="Calibri" w:cs="Calibri" w:eastAsia="Calibri" w:hAnsi="Calibri"/>
           <w:b w:val="0"/>
+          <w:bCs w:val="0"/>
           <w:i w:val="1"/>
+          <w:iCs w:val="1"/>
           <w:smallCaps w:val="0"/>
           <w:strike w:val="0"/>
           <w:color w:val="548dd4"/>
@@ -3426,7 +3570,9 @@
         <w:rPr>
           <w:rFonts w:ascii="Cambria" w:cs="Cambria" w:eastAsia="Cambria" w:hAnsi="Cambria"/>
           <w:b w:val="1"/>
+          <w:bCs w:val="1"/>
           <w:i w:val="0"/>
+          <w:iCs w:val="0"/>
           <w:smallCaps w:val="0"/>
           <w:strike w:val="0"/>
           <w:color w:val="4f81bd"/>
@@ -3500,6 +3646,7 @@
       <w:r>
         <w:rPr>
           <w:b w:val="1"/>
+          <w:bCs w:val="1"/>
           <w:rtl w:val="0"/>
         </w:rPr>
         <w:t xml:space="preserve">Introducción</w:t>
@@ -3536,6 +3683,7 @@
       <w:r>
         <w:rPr>
           <w:b w:val="1"/>
+          <w:bCs w:val="1"/>
           <w:rtl w:val="0"/>
         </w:rPr>
         <w:t xml:space="preserve">Propuestas</w:t>
@@ -3572,6 +3720,7 @@
       <w:r>
         <w:rPr>
           <w:b w:val="1"/>
+          <w:bCs w:val="1"/>
           <w:rtl w:val="0"/>
         </w:rPr>
         <w:t xml:space="preserve">Anexos</w:t>
@@ -3594,6 +3743,7 @@
         <w:keepLines w:val="1"/>
         <w:rPr>
           <w:i w:val="1"/>
+          <w:iCs w:val="1"/>
           <w:color w:val="548dd4"/>
         </w:rPr>
       </w:pPr>
@@ -3603,6 +3753,7 @@
         <w:rPr>
           <w:rFonts w:ascii="Cambria" w:cs="Cambria" w:eastAsia="Cambria" w:hAnsi="Cambria"/>
           <w:b w:val="1"/>
+          <w:bCs w:val="1"/>
           <w:color w:val="4f81bd"/>
           <w:sz w:val="26"/>
           <w:szCs w:val="26"/>
@@ -3628,6 +3779,7 @@
       <w:r>
         <w:rPr>
           <w:b w:val="1"/>
+          <w:bCs w:val="1"/>
           <w:rtl w:val="0"/>
         </w:rPr>
         <w:t xml:space="preserve">UARGFlow</w:t>
@@ -3646,6 +3798,7 @@
         <w:rPr>
           <w:rFonts w:ascii="Cambria" w:cs="Cambria" w:eastAsia="Cambria" w:hAnsi="Cambria"/>
           <w:b w:val="1"/>
+          <w:bCs w:val="1"/>
           <w:color w:val="4f81bd"/>
           <w:sz w:val="26"/>
           <w:szCs w:val="26"/>
@@ -3657,6 +3810,7 @@
         <w:rPr>
           <w:rFonts w:ascii="Cambria" w:cs="Cambria" w:eastAsia="Cambria" w:hAnsi="Cambria"/>
           <w:b w:val="1"/>
+          <w:bCs w:val="1"/>
           <w:color w:val="4f81bd"/>
           <w:sz w:val="26"/>
           <w:szCs w:val="26"/>
@@ -3684,6 +3838,7 @@
       <w:r>
         <w:rPr>
           <w:b w:val="1"/>
+          <w:bCs w:val="1"/>
           <w:rtl w:val="0"/>
         </w:rPr>
         <w:t xml:space="preserve">Dashboard:</w:t>
@@ -3714,6 +3869,7 @@
       <w:r>
         <w:rPr>
           <w:b w:val="1"/>
+          <w:bCs w:val="1"/>
           <w:rtl w:val="0"/>
         </w:rPr>
         <w:t xml:space="preserve">PSI</w:t>
@@ -3763,7 +3919,9 @@
         <w:rPr>
           <w:rFonts w:ascii="Cambria" w:cs="Cambria" w:eastAsia="Cambria" w:hAnsi="Cambria"/>
           <w:b w:val="1"/>
+          <w:bCs w:val="1"/>
           <w:i w:val="0"/>
+          <w:iCs w:val="0"/>
           <w:smallCaps w:val="0"/>
           <w:strike w:val="0"/>
           <w:color w:val="366091"/>
@@ -3780,7 +3938,9 @@
         <w:rPr>
           <w:rFonts w:ascii="Cambria" w:cs="Cambria" w:eastAsia="Cambria" w:hAnsi="Cambria"/>
           <w:b w:val="1"/>
+          <w:bCs w:val="1"/>
           <w:i w:val="0"/>
+          <w:iCs w:val="0"/>
           <w:smallCaps w:val="0"/>
           <w:strike w:val="0"/>
           <w:color w:val="366091"/>
@@ -3814,7 +3974,9 @@
         <w:rPr>
           <w:rFonts w:ascii="Cambria" w:cs="Cambria" w:eastAsia="Cambria" w:hAnsi="Cambria"/>
           <w:b w:val="1"/>
+          <w:bCs w:val="1"/>
           <w:i w:val="0"/>
+          <w:iCs w:val="0"/>
           <w:smallCaps w:val="0"/>
           <w:strike w:val="0"/>
           <w:color w:val="4f81bd"/>
@@ -3831,7 +3993,9 @@
         <w:rPr>
           <w:rFonts w:ascii="Cambria" w:cs="Cambria" w:eastAsia="Cambria" w:hAnsi="Cambria"/>
           <w:b w:val="1"/>
+          <w:bCs w:val="1"/>
           <w:i w:val="0"/>
+          <w:iCs w:val="0"/>
           <w:smallCaps w:val="0"/>
           <w:strike w:val="0"/>
           <w:color w:val="4f81bd"/>
@@ -3905,6 +4069,7 @@
       <w:r>
         <w:rPr>
           <w:b w:val="1"/>
+          <w:bCs w:val="1"/>
           <w:rtl w:val="0"/>
         </w:rPr>
         <w:t xml:space="preserve">C</w:t>
@@ -3947,6 +4112,7 @@
       <w:r>
         <w:rPr>
           <w:b w:val="1"/>
+          <w:bCs w:val="1"/>
           <w:rtl w:val="0"/>
         </w:rPr>
         <w:t xml:space="preserve">E</w:t>
@@ -3989,6 +4155,7 @@
       <w:r>
         <w:rPr>
           <w:b w:val="1"/>
+          <w:bCs w:val="1"/>
           <w:rtl w:val="0"/>
         </w:rPr>
         <w:t xml:space="preserve">M</w:t>
@@ -4031,6 +4198,7 @@
       <w:r>
         <w:rPr>
           <w:b w:val="1"/>
+          <w:bCs w:val="1"/>
           <w:rtl w:val="0"/>
         </w:rPr>
         <w:t xml:space="preserve">M</w:t>
@@ -4073,6 +4241,7 @@
       <w:r>
         <w:rPr>
           <w:b w:val="1"/>
+          <w:bCs w:val="1"/>
           <w:rtl w:val="0"/>
         </w:rPr>
         <w:t xml:space="preserve">U</w:t>
@@ -4119,7 +4288,9 @@
         <w:rPr>
           <w:rFonts w:ascii="Cambria" w:cs="Cambria" w:eastAsia="Cambria" w:hAnsi="Cambria"/>
           <w:b w:val="1"/>
+          <w:bCs w:val="1"/>
           <w:i w:val="0"/>
+          <w:iCs w:val="0"/>
           <w:smallCaps w:val="0"/>
           <w:strike w:val="0"/>
           <w:color w:val="4f81bd"/>
@@ -4136,7 +4307,9 @@
         <w:rPr>
           <w:rFonts w:ascii="Cambria" w:cs="Cambria" w:eastAsia="Cambria" w:hAnsi="Cambria"/>
           <w:b w:val="1"/>
+          <w:bCs w:val="1"/>
           <w:i w:val="0"/>
+          <w:iCs w:val="0"/>
           <w:smallCaps w:val="0"/>
           <w:strike w:val="0"/>
           <w:color w:val="4f81bd"/>
@@ -4182,6 +4355,7 @@
         <w:rPr>
           <w:rFonts w:ascii="Calibri" w:cs="Calibri" w:eastAsia="Calibri" w:hAnsi="Calibri"/>
           <w:b w:val="0"/>
+          <w:bCs w:val="0"/>
           <w:smallCaps w:val="0"/>
           <w:strike w:val="0"/>
           <w:sz w:val="22"/>
@@ -4223,7 +4397,9 @@
         <w:rPr>
           <w:rFonts w:ascii="Calibri" w:cs="Calibri" w:eastAsia="Calibri" w:hAnsi="Calibri"/>
           <w:b w:val="0"/>
+          <w:bCs w:val="0"/>
           <w:i w:val="1"/>
+          <w:iCs w:val="1"/>
           <w:smallCaps w:val="0"/>
           <w:strike w:val="0"/>
           <w:color w:val="548dd4"/>
@@ -4266,7 +4442,9 @@
         <w:rPr>
           <w:rFonts w:ascii="Cambria" w:cs="Cambria" w:eastAsia="Cambria" w:hAnsi="Cambria"/>
           <w:b w:val="1"/>
+          <w:bCs w:val="1"/>
           <w:i w:val="0"/>
+          <w:iCs w:val="0"/>
           <w:smallCaps w:val="0"/>
           <w:strike w:val="0"/>
           <w:color w:val="4f81bd"/>
@@ -4283,7 +4461,9 @@
         <w:rPr>
           <w:rFonts w:ascii="Cambria" w:cs="Cambria" w:eastAsia="Cambria" w:hAnsi="Cambria"/>
           <w:b w:val="1"/>
+          <w:bCs w:val="1"/>
           <w:i w:val="0"/>
+          <w:iCs w:val="0"/>
           <w:smallCaps w:val="0"/>
           <w:strike w:val="0"/>
           <w:color w:val="4f81bd"/>
@@ -4341,7 +4521,9 @@
         <w:rPr>
           <w:rFonts w:ascii="Cambria" w:cs="Cambria" w:eastAsia="Cambria" w:hAnsi="Cambria"/>
           <w:b w:val="1"/>
+          <w:bCs w:val="1"/>
           <w:i w:val="0"/>
+          <w:iCs w:val="0"/>
           <w:smallCaps w:val="0"/>
           <w:strike w:val="0"/>
           <w:color w:val="366091"/>
@@ -4358,7 +4540,9 @@
         <w:rPr>
           <w:rFonts w:ascii="Cambria" w:cs="Cambria" w:eastAsia="Cambria" w:hAnsi="Cambria"/>
           <w:b w:val="1"/>
+          <w:bCs w:val="1"/>
           <w:i w:val="0"/>
+          <w:iCs w:val="0"/>
           <w:smallCaps w:val="0"/>
           <w:strike w:val="0"/>
           <w:color w:val="366091"/>
@@ -4408,6 +4592,7 @@
       <w:r>
         <w:rPr>
           <w:b w:val="1"/>
+          <w:bCs w:val="1"/>
           <w:rtl w:val="0"/>
         </w:rPr>
         <w:t xml:space="preserve">NexTech</w:t>
@@ -4447,7 +4632,9 @@
         <w:rPr>
           <w:rFonts w:ascii="Cambria" w:cs="Cambria" w:eastAsia="Cambria" w:hAnsi="Cambria"/>
           <w:b w:val="1"/>
+          <w:bCs w:val="1"/>
           <w:i w:val="0"/>
+          <w:iCs w:val="0"/>
           <w:smallCaps w:val="0"/>
           <w:strike w:val="0"/>
           <w:color w:val="4f81bd"/>
@@ -4462,7 +4649,9 @@
         <w:rPr>
           <w:rFonts w:ascii="Cambria" w:cs="Cambria" w:eastAsia="Cambria" w:hAnsi="Cambria"/>
           <w:b w:val="1"/>
+          <w:bCs w:val="1"/>
           <w:i w:val="0"/>
+          <w:iCs w:val="0"/>
           <w:smallCaps w:val="0"/>
           <w:strike w:val="0"/>
           <w:color w:val="4f81bd"/>
@@ -4486,7 +4675,9 @@
         <w:rPr>
           <w:rFonts w:ascii="Calibri" w:cs="Calibri" w:eastAsia="Calibri" w:hAnsi="Calibri"/>
           <w:b w:val="0"/>
+          <w:bCs w:val="0"/>
           <w:i w:val="1"/>
+          <w:iCs w:val="1"/>
           <w:smallCaps w:val="0"/>
           <w:strike w:val="0"/>
           <w:color w:val="548dd4"/>
@@ -4529,7 +4720,9 @@
         <w:rPr>
           <w:rFonts w:ascii="Cambria" w:cs="Cambria" w:eastAsia="Cambria" w:hAnsi="Cambria"/>
           <w:b w:val="1"/>
+          <w:bCs w:val="1"/>
           <w:i w:val="0"/>
+          <w:iCs w:val="0"/>
           <w:smallCaps w:val="0"/>
           <w:strike w:val="0"/>
           <w:color w:val="4f81bd"/>
@@ -4546,7 +4739,9 @@
         <w:rPr>
           <w:rFonts w:ascii="Cambria" w:cs="Cambria" w:eastAsia="Cambria" w:hAnsi="Cambria"/>
           <w:b w:val="1"/>
+          <w:bCs w:val="1"/>
           <w:i w:val="0"/>
+          <w:iCs w:val="0"/>
           <w:smallCaps w:val="0"/>
           <w:strike w:val="0"/>
           <w:color w:val="4f81bd"/>
@@ -4622,7 +4817,9 @@
         <w:rPr>
           <w:rFonts w:ascii="Cambria" w:cs="Cambria" w:eastAsia="Cambria" w:hAnsi="Cambria"/>
           <w:b w:val="1"/>
+          <w:bCs w:val="1"/>
           <w:i w:val="0"/>
+          <w:iCs w:val="0"/>
           <w:smallCaps w:val="0"/>
           <w:strike w:val="0"/>
           <w:color w:val="4f81bd"/>
@@ -4639,7 +4836,9 @@
         <w:rPr>
           <w:rFonts w:ascii="Cambria" w:cs="Cambria" w:eastAsia="Cambria" w:hAnsi="Cambria"/>
           <w:b w:val="1"/>
+          <w:bCs w:val="1"/>
           <w:i w:val="0"/>
+          <w:iCs w:val="0"/>
           <w:smallCaps w:val="0"/>
           <w:strike w:val="0"/>
           <w:color w:val="4f81bd"/>
@@ -4677,6 +4876,7 @@
         <w:rPr>
           <w:rFonts w:ascii="Calibri" w:cs="Calibri" w:eastAsia="Calibri" w:hAnsi="Calibri"/>
           <w:b w:val="0"/>
+          <w:bCs w:val="0"/>
           <w:smallCaps w:val="0"/>
           <w:strike w:val="0"/>
           <w:sz w:val="22"/>
@@ -4718,7 +4918,9 @@
         <w:rPr>
           <w:rFonts w:ascii="Cambria" w:cs="Cambria" w:eastAsia="Cambria" w:hAnsi="Cambria"/>
           <w:b w:val="1"/>
+          <w:bCs w:val="1"/>
           <w:i w:val="0"/>
+          <w:iCs w:val="0"/>
           <w:smallCaps w:val="0"/>
           <w:strike w:val="0"/>
           <w:color w:val="4f81bd"/>
@@ -4735,7 +4937,9 @@
         <w:rPr>
           <w:rFonts w:ascii="Cambria" w:cs="Cambria" w:eastAsia="Cambria" w:hAnsi="Cambria"/>
           <w:b w:val="1"/>
+          <w:bCs w:val="1"/>
           <w:i w:val="0"/>
+          <w:iCs w:val="0"/>
           <w:smallCaps w:val="0"/>
           <w:strike w:val="0"/>
           <w:color w:val="4f81bd"/>
@@ -4798,7 +5002,9 @@
         <w:rPr>
           <w:rFonts w:ascii="Cambria" w:cs="Cambria" w:eastAsia="Cambria" w:hAnsi="Cambria"/>
           <w:b w:val="1"/>
+          <w:bCs w:val="1"/>
           <w:i w:val="0"/>
+          <w:iCs w:val="0"/>
           <w:smallCaps w:val="0"/>
           <w:strike w:val="0"/>
           <w:color w:val="4f81bd"/>
@@ -4815,7 +5021,9 @@
         <w:rPr>
           <w:rFonts w:ascii="Cambria" w:cs="Cambria" w:eastAsia="Cambria" w:hAnsi="Cambria"/>
           <w:b w:val="1"/>
+          <w:bCs w:val="1"/>
           <w:i w:val="0"/>
+          <w:iCs w:val="0"/>
           <w:smallCaps w:val="0"/>
           <w:strike w:val="0"/>
           <w:color w:val="4f81bd"/>
@@ -4838,6 +5046,7 @@
         <w:ind w:left="0"/>
         <w:rPr>
           <w:b w:val="1"/>
+          <w:bCs w:val="1"/>
           <w:u w:val="single"/>
         </w:rPr>
       </w:pPr>
@@ -4846,6 +5055,7 @@
       <w:r>
         <w:rPr>
           <w:b w:val="1"/>
+          <w:bCs w:val="1"/>
           <w:u w:val="single"/>
           <w:rtl w:val="0"/>
         </w:rPr>
@@ -4877,6 +5087,7 @@
       <w:r>
         <w:rPr>
           <w:b w:val="1"/>
+          <w:bCs w:val="1"/>
           <w:rtl w:val="0"/>
         </w:rPr>
         <w:t xml:space="preserve">deberá permitir</w:t>
@@ -4913,6 +5124,7 @@
       <w:r>
         <w:rPr>
           <w:b w:val="1"/>
+          <w:bCs w:val="1"/>
           <w:rtl w:val="0"/>
         </w:rPr>
         <w:t xml:space="preserve">deberá permitir</w:t>
@@ -4949,6 +5161,7 @@
       <w:r>
         <w:rPr>
           <w:b w:val="1"/>
+          <w:bCs w:val="1"/>
           <w:rtl w:val="0"/>
         </w:rPr>
         <w:t xml:space="preserve">deberá permitir</w:t>
@@ -4985,6 +5198,7 @@
       <w:r>
         <w:rPr>
           <w:b w:val="1"/>
+          <w:bCs w:val="1"/>
           <w:rtl w:val="0"/>
         </w:rPr>
         <w:t xml:space="preserve">deberá permitir</w:t>
@@ -5021,6 +5235,7 @@
       <w:r>
         <w:rPr>
           <w:b w:val="1"/>
+          <w:bCs w:val="1"/>
           <w:rtl w:val="0"/>
         </w:rPr>
         <w:t xml:space="preserve">deberá contar</w:t>
@@ -5040,6 +5255,7 @@
         <w:ind w:left="0" w:firstLine="0"/>
         <w:rPr>
           <w:b w:val="1"/>
+          <w:bCs w:val="1"/>
           <w:u w:val="single"/>
         </w:rPr>
       </w:pPr>
@@ -5048,6 +5264,7 @@
       <w:r>
         <w:rPr>
           <w:b w:val="1"/>
+          <w:bCs w:val="1"/>
           <w:u w:val="single"/>
           <w:rtl w:val="0"/>
         </w:rPr>
@@ -5079,6 +5296,7 @@
       <w:r>
         <w:rPr>
           <w:b w:val="1"/>
+          <w:bCs w:val="1"/>
           <w:rtl w:val="0"/>
         </w:rPr>
         <w:t xml:space="preserve">deberá permitir</w:t>
@@ -5115,6 +5333,7 @@
       <w:r>
         <w:rPr>
           <w:b w:val="1"/>
+          <w:bCs w:val="1"/>
           <w:rtl w:val="0"/>
         </w:rPr>
         <w:t xml:space="preserve">deberá permitir</w:t>
@@ -5151,6 +5370,7 @@
       <w:r>
         <w:rPr>
           <w:b w:val="1"/>
+          <w:bCs w:val="1"/>
           <w:rtl w:val="0"/>
         </w:rPr>
         <w:t xml:space="preserve">deberá permitir</w:t>
@@ -5170,6 +5390,7 @@
         <w:ind w:left="0" w:firstLine="0"/>
         <w:rPr>
           <w:b w:val="1"/>
+          <w:bCs w:val="1"/>
           <w:u w:val="single"/>
         </w:rPr>
       </w:pPr>
@@ -5178,6 +5399,7 @@
       <w:r>
         <w:rPr>
           <w:b w:val="1"/>
+          <w:bCs w:val="1"/>
           <w:u w:val="single"/>
           <w:rtl w:val="0"/>
         </w:rPr>
@@ -5209,6 +5431,7 @@
       <w:r>
         <w:rPr>
           <w:b w:val="1"/>
+          <w:bCs w:val="1"/>
           <w:rtl w:val="0"/>
         </w:rPr>
         <w:t xml:space="preserve">deberá permitir</w:t>
@@ -5245,6 +5468,7 @@
       <w:r>
         <w:rPr>
           <w:b w:val="1"/>
+          <w:bCs w:val="1"/>
           <w:rtl w:val="0"/>
         </w:rPr>
         <w:t xml:space="preserve">deberá permitir</w:t>
@@ -5269,6 +5493,7 @@
       <w:r>
         <w:rPr>
           <w:b w:val="1"/>
+          <w:bCs w:val="1"/>
           <w:u w:val="single"/>
           <w:rtl w:val="0"/>
         </w:rPr>
@@ -5305,6 +5530,7 @@
       <w:r>
         <w:rPr>
           <w:b w:val="1"/>
+          <w:bCs w:val="1"/>
           <w:rtl w:val="0"/>
         </w:rPr>
         <w:t xml:space="preserve">deberá permitir</w:t>
@@ -5341,6 +5567,7 @@
       <w:r>
         <w:rPr>
           <w:b w:val="1"/>
+          <w:bCs w:val="1"/>
           <w:rtl w:val="0"/>
         </w:rPr>
         <w:t xml:space="preserve">deberá permitir</w:t>
@@ -5377,6 +5604,7 @@
       <w:r>
         <w:rPr>
           <w:b w:val="1"/>
+          <w:bCs w:val="1"/>
           <w:rtl w:val="0"/>
         </w:rPr>
         <w:t xml:space="preserve">deberá permitir</w:t>
@@ -5390,6 +5618,7 @@
       <w:r>
         <w:rPr>
           <w:i w:val="1"/>
+          <w:iCs w:val="1"/>
           <w:rtl w:val="0"/>
         </w:rPr>
         <w:t xml:space="preserve">Codificación</w:t>
@@ -5426,6 +5655,7 @@
       <w:r>
         <w:rPr>
           <w:b w:val="1"/>
+          <w:bCs w:val="1"/>
           <w:rtl w:val="0"/>
         </w:rPr>
         <w:t xml:space="preserve">deberá permitir</w:t>
@@ -5462,6 +5692,7 @@
       <w:r>
         <w:rPr>
           <w:b w:val="1"/>
+          <w:bCs w:val="1"/>
           <w:rtl w:val="0"/>
         </w:rPr>
         <w:t xml:space="preserve">deberá permitir</w:t>
@@ -5498,6 +5729,7 @@
       <w:r>
         <w:rPr>
           <w:b w:val="1"/>
+          <w:bCs w:val="1"/>
           <w:rtl w:val="0"/>
         </w:rPr>
         <w:t xml:space="preserve">deberá permitir</w:t>
@@ -5534,6 +5766,7 @@
       <w:r>
         <w:rPr>
           <w:b w:val="1"/>
+          <w:bCs w:val="1"/>
           <w:rtl w:val="0"/>
         </w:rPr>
         <w:t xml:space="preserve">deberá permitir</w:t>
@@ -5570,6 +5803,7 @@
       <w:r>
         <w:rPr>
           <w:b w:val="1"/>
+          <w:bCs w:val="1"/>
           <w:rtl w:val="0"/>
         </w:rPr>
         <w:t xml:space="preserve">no deberá permitir</w:t>
@@ -5606,6 +5840,7 @@
       <w:r>
         <w:rPr>
           <w:b w:val="1"/>
+          <w:bCs w:val="1"/>
           <w:rtl w:val="0"/>
         </w:rPr>
         <w:t xml:space="preserve">deberá permitir</w:t>
@@ -5642,6 +5877,7 @@
       <w:r>
         <w:rPr>
           <w:b w:val="1"/>
+          <w:bCs w:val="1"/>
           <w:rtl w:val="0"/>
         </w:rPr>
         <w:t xml:space="preserve">deberá permitir</w:t>
@@ -5678,6 +5914,7 @@
       <w:r>
         <w:rPr>
           <w:b w:val="1"/>
+          <w:bCs w:val="1"/>
           <w:rtl w:val="0"/>
         </w:rPr>
         <w:t xml:space="preserve">deberá permitir</w:t>
@@ -5697,6 +5934,7 @@
         <w:ind w:left="0" w:firstLine="0"/>
         <w:rPr>
           <w:b w:val="1"/>
+          <w:bCs w:val="1"/>
           <w:u w:val="single"/>
         </w:rPr>
       </w:pPr>
@@ -5705,6 +5943,7 @@
       <w:r>
         <w:rPr>
           <w:b w:val="1"/>
+          <w:bCs w:val="1"/>
           <w:u w:val="single"/>
           <w:rtl w:val="0"/>
         </w:rPr>
@@ -5736,6 +5975,7 @@
       <w:r>
         <w:rPr>
           <w:b w:val="1"/>
+          <w:bCs w:val="1"/>
           <w:rtl w:val="0"/>
         </w:rPr>
         <w:t xml:space="preserve">deberá permitir</w:t>
@@ -5772,6 +6012,7 @@
       <w:r>
         <w:rPr>
           <w:b w:val="1"/>
+          <w:bCs w:val="1"/>
           <w:rtl w:val="0"/>
         </w:rPr>
         <w:t xml:space="preserve">deberá permitir</w:t>
@@ -5808,6 +6049,7 @@
       <w:r>
         <w:rPr>
           <w:b w:val="1"/>
+          <w:bCs w:val="1"/>
           <w:rtl w:val="0"/>
         </w:rPr>
         <w:t xml:space="preserve">deberá permitir</w:t>
@@ -5844,6 +6086,7 @@
       <w:r>
         <w:rPr>
           <w:b w:val="1"/>
+          <w:bCs w:val="1"/>
           <w:rtl w:val="0"/>
         </w:rPr>
         <w:t xml:space="preserve">deberá mostrar</w:t>
@@ -5880,6 +6123,7 @@
       <w:r>
         <w:rPr>
           <w:b w:val="1"/>
+          <w:bCs w:val="1"/>
           <w:rtl w:val="0"/>
         </w:rPr>
         <w:t xml:space="preserve">deberá brindar</w:t>
@@ -5916,6 +6160,7 @@
       <w:r>
         <w:rPr>
           <w:b w:val="1"/>
+          <w:bCs w:val="1"/>
           <w:rtl w:val="0"/>
         </w:rPr>
         <w:t xml:space="preserve">deberá permitir</w:t>
@@ -5947,7 +6192,9 @@
         <w:rPr>
           <w:rFonts w:ascii="Cambria" w:cs="Cambria" w:eastAsia="Cambria" w:hAnsi="Cambria"/>
           <w:b w:val="1"/>
+          <w:bCs w:val="1"/>
           <w:i w:val="0"/>
+          <w:iCs w:val="0"/>
           <w:smallCaps w:val="0"/>
           <w:strike w:val="0"/>
           <w:color w:val="4f81bd"/>
@@ -5964,7 +6211,9 @@
         <w:rPr>
           <w:rFonts w:ascii="Cambria" w:cs="Cambria" w:eastAsia="Cambria" w:hAnsi="Cambria"/>
           <w:b w:val="1"/>
+          <w:bCs w:val="1"/>
           <w:i w:val="0"/>
+          <w:iCs w:val="0"/>
           <w:smallCaps w:val="0"/>
           <w:strike w:val="0"/>
           <w:color w:val="4f81bd"/>
@@ -5987,11 +6236,13 @@
         <w:jc w:val="both"/>
         <w:rPr>
           <w:b w:val="1"/>
+          <w:bCs w:val="1"/>
         </w:rPr>
       </w:pPr>
       <w:r>
         <w:rPr>
           <w:b w:val="1"/>
+          <w:bCs w:val="1"/>
           <w:rtl w:val="0"/>
         </w:rPr>
         <w:t xml:space="preserve">Alcance</w:t>
@@ -6170,6 +6421,7 @@
       <w:r>
         <w:rPr>
           <w:b w:val="1"/>
+          <w:bCs w:val="1"/>
           <w:rtl w:val="0"/>
         </w:rPr>
         <w:t xml:space="preserve">Características</w:t>
@@ -6247,6 +6499,7 @@
       <w:r>
         <w:rPr>
           <w:i w:val="1"/>
+          <w:iCs w:val="1"/>
           <w:rtl w:val="0"/>
         </w:rPr>
         <w:t xml:space="preserve">UARGFlow</w:t>
@@ -6268,11 +6521,13 @@
         <w:jc w:val="both"/>
         <w:rPr>
           <w:b w:val="1"/>
+          <w:bCs w:val="1"/>
         </w:rPr>
       </w:pPr>
       <w:r>
         <w:rPr>
           <w:b w:val="1"/>
+          <w:bCs w:val="1"/>
           <w:rtl w:val="0"/>
         </w:rPr>
         <w:t xml:space="preserve">Participantes del desarrollo (Grupo NexTech):</w:t>
@@ -6397,6 +6652,7 @@
         <w:ind w:left="0" w:firstLine="0"/>
         <w:rPr>
           <w:b w:val="1"/>
+          <w:bCs w:val="1"/>
           <w:color w:val="4f81bd"/>
         </w:rPr>
       </w:pPr>
@@ -6404,7 +6660,9 @@
         <w:rPr>
           <w:rFonts w:ascii="Cambria" w:cs="Cambria" w:eastAsia="Cambria" w:hAnsi="Cambria"/>
           <w:b w:val="1"/>
+          <w:bCs w:val="1"/>
           <w:i w:val="0"/>
+          <w:iCs w:val="0"/>
           <w:smallCaps w:val="0"/>
           <w:strike w:val="0"/>
           <w:color w:val="4f81bd"/>
@@ -6457,6 +6715,7 @@
       <w:r>
         <w:rPr>
           <w:b w:val="1"/>
+          <w:bCs w:val="1"/>
           <w:rtl w:val="0"/>
         </w:rPr>
         <w:t xml:space="preserve">Miembro</w:t>
@@ -6485,6 +6744,7 @@
       <w:r>
         <w:rPr>
           <w:b w:val="1"/>
+          <w:bCs w:val="1"/>
           <w:rtl w:val="0"/>
         </w:rPr>
         <w:t xml:space="preserve">Líder de proyecto</w:t>
@@ -6513,6 +6773,7 @@
       <w:r>
         <w:rPr>
           <w:b w:val="1"/>
+          <w:bCs w:val="1"/>
           <w:rtl w:val="0"/>
         </w:rPr>
         <w:t xml:space="preserve">Docente/Admin</w:t>
@@ -6535,11 +6796,13 @@
         <w:jc w:val="both"/>
         <w:rPr>
           <w:b w:val="1"/>
+          <w:bCs w:val="1"/>
         </w:rPr>
       </w:pPr>
       <w:r>
         <w:rPr>
           <w:b w:val="1"/>
+          <w:bCs w:val="1"/>
           <w:rtl w:val="0"/>
         </w:rPr>
         <w:t xml:space="preserve">Los casos de uso detectados son los siguientes:</w:t>
@@ -7361,7 +7624,9 @@
         <w:rPr>
           <w:rFonts w:ascii="Cambria" w:cs="Cambria" w:eastAsia="Cambria" w:hAnsi="Cambria"/>
           <w:b w:val="1"/>
+          <w:bCs w:val="1"/>
           <w:i w:val="0"/>
+          <w:iCs w:val="0"/>
           <w:smallCaps w:val="0"/>
           <w:strike w:val="0"/>
           <w:color w:val="4f81bd"/>
@@ -7378,7 +7643,9 @@
         <w:rPr>
           <w:rFonts w:ascii="Cambria" w:cs="Cambria" w:eastAsia="Cambria" w:hAnsi="Cambria"/>
           <w:b w:val="1"/>
+          <w:bCs w:val="1"/>
           <w:i w:val="0"/>
+          <w:iCs w:val="0"/>
           <w:smallCaps w:val="0"/>
           <w:strike w:val="0"/>
           <w:color w:val="4f81bd"/>
@@ -7593,7 +7860,9 @@
         <w:rPr>
           <w:rFonts w:ascii="Cambria" w:cs="Cambria" w:eastAsia="Cambria" w:hAnsi="Cambria"/>
           <w:b w:val="1"/>
+          <w:bCs w:val="1"/>
           <w:i w:val="0"/>
+          <w:iCs w:val="0"/>
           <w:smallCaps w:val="0"/>
           <w:strike w:val="0"/>
           <w:color w:val="366091"/>
@@ -7610,7 +7879,9 @@
         <w:rPr>
           <w:rFonts w:ascii="Cambria" w:cs="Cambria" w:eastAsia="Cambria" w:hAnsi="Cambria"/>
           <w:b w:val="1"/>
+          <w:bCs w:val="1"/>
           <w:i w:val="0"/>
+          <w:iCs w:val="0"/>
           <w:smallCaps w:val="0"/>
           <w:strike w:val="0"/>
           <w:color w:val="366091"/>
@@ -7675,11 +7946,13 @@
         <w:jc w:val="both"/>
         <w:rPr>
           <w:b w:val="1"/>
+          <w:bCs w:val="1"/>
         </w:rPr>
       </w:pPr>
       <w:r>
         <w:rPr>
           <w:b w:val="1"/>
+          <w:bCs w:val="1"/>
           <w:rtl w:val="0"/>
         </w:rPr>
         <w:t xml:space="preserve">Forma de pago:</w:t>
@@ -7717,6 +7990,7 @@
       <w:r>
         <w:rPr>
           <w:b w:val="1"/>
+          <w:bCs w:val="1"/>
           <w:rtl w:val="0"/>
         </w:rPr>
         <w:t xml:space="preserve">30%</w:t>
@@ -7744,6 +8018,7 @@
       <w:r>
         <w:rPr>
           <w:b w:val="1"/>
+          <w:bCs w:val="1"/>
           <w:rtl w:val="0"/>
         </w:rPr>
         <w:t xml:space="preserve">40%</w:t>
@@ -7771,6 +8046,7 @@
       <w:r>
         <w:rPr>
           <w:b w:val="1"/>
+          <w:bCs w:val="1"/>
           <w:rtl w:val="0"/>
         </w:rPr>
         <w:t xml:space="preserve">30%</w:t>
@@ -7791,11 +8067,13 @@
         <w:ind w:left="0" w:firstLine="0"/>
         <w:rPr>
           <w:b w:val="1"/>
+          <w:bCs w:val="1"/>
         </w:rPr>
       </w:pPr>
       <w:r>
         <w:rPr>
           <w:b w:val="1"/>
+          <w:bCs w:val="1"/>
           <w:rtl w:val="0"/>
         </w:rPr>
         <w:t xml:space="preserve">Entregas del producto:</w:t>
@@ -7856,11 +8134,13 @@
         <w:ind w:left="0" w:firstLine="0"/>
         <w:rPr>
           <w:b w:val="1"/>
+          <w:bCs w:val="1"/>
         </w:rPr>
       </w:pPr>
       <w:r>
         <w:rPr>
           <w:b w:val="1"/>
+          <w:bCs w:val="1"/>
           <w:rtl w:val="0"/>
         </w:rPr>
         <w:t xml:space="preserve">Soporte post-entrega:</w:t>
@@ -7970,7 +8250,9 @@
         <w:rPr>
           <w:rFonts w:ascii="Cambria" w:cs="Cambria" w:eastAsia="Cambria" w:hAnsi="Cambria"/>
           <w:b w:val="1"/>
+          <w:bCs w:val="1"/>
           <w:i w:val="0"/>
+          <w:iCs w:val="0"/>
           <w:smallCaps w:val="0"/>
           <w:strike w:val="0"/>
           <w:color w:val="366091"/>
@@ -7987,7 +8269,9 @@
         <w:rPr>
           <w:rFonts w:ascii="Cambria" w:cs="Cambria" w:eastAsia="Cambria" w:hAnsi="Cambria"/>
           <w:b w:val="1"/>
+          <w:bCs w:val="1"/>
           <w:i w:val="0"/>
+          <w:iCs w:val="0"/>
           <w:smallCaps w:val="0"/>
           <w:strike w:val="0"/>
           <w:color w:val="366091"/>
@@ -8024,6 +8308,7 @@
         <w:rPr>
           <w:rFonts w:ascii="Calibri" w:cs="Calibri" w:eastAsia="Calibri" w:hAnsi="Calibri"/>
           <w:b w:val="0"/>
+          <w:bCs w:val="0"/>
           <w:smallCaps w:val="0"/>
           <w:strike w:val="0"/>
           <w:sz w:val="22"/>
@@ -8079,7 +8364,9 @@
         <w:rPr>
           <w:rFonts w:ascii="Calibri" w:cs="Calibri" w:eastAsia="Calibri" w:hAnsi="Calibri"/>
           <w:b w:val="0"/>
+          <w:bCs w:val="0"/>
           <w:i w:val="1"/>
+          <w:iCs w:val="1"/>
           <w:smallCaps w:val="0"/>
           <w:strike w:val="0"/>
           <w:color w:val="548dd4"/>
@@ -8119,7 +8406,9 @@
         <w:rPr>
           <w:rFonts w:ascii="Cambria" w:cs="Cambria" w:eastAsia="Cambria" w:hAnsi="Cambria"/>
           <w:b w:val="1"/>
+          <w:bCs w:val="1"/>
           <w:i w:val="0"/>
+          <w:iCs w:val="0"/>
           <w:smallCaps w:val="0"/>
           <w:strike w:val="0"/>
           <w:color w:val="366091"/>
@@ -8248,7 +8537,9 @@
       <w:rPr>
         <w:rFonts w:ascii="Cambria" w:cs="Cambria" w:eastAsia="Cambria" w:hAnsi="Cambria"/>
         <w:b w:val="0"/>
+        <w:bCs w:val="0"/>
         <w:i w:val="0"/>
+        <w:iCs w:val="0"/>
         <w:smallCaps w:val="0"/>
         <w:strike w:val="0"/>
         <w:color w:val="000000"/>
@@ -8275,12 +8566,12 @@
           <wp:extent cx="931227" cy="931227"/>
           <wp:effectExtent b="0" l="0" r="0" t="0"/>
           <wp:wrapSquare wrapText="bothSides" distB="0" distT="0" distL="114300" distR="114300"/>
-          <wp:docPr descr="psi-negro.png" id="15" name="image3.png"/>
+          <wp:docPr descr="psi-negro.png" id="15" name="image2.png"/>
           <a:graphic>
             <a:graphicData uri="http://schemas.openxmlformats.org/drawingml/2006/picture">
               <pic:pic>
                 <pic:nvPicPr>
-                  <pic:cNvPr descr="psi-negro.png" id="0" name="image3.png"/>
+                  <pic:cNvPr descr="psi-negro.png" id="0" name="image2.png"/>
                   <pic:cNvPicPr preferRelativeResize="0"/>
                 </pic:nvPicPr>
                 <pic:blipFill>
@@ -8308,7 +8599,9 @@
       <w:rPr>
         <w:rFonts w:ascii="Cambria" w:cs="Cambria" w:eastAsia="Cambria" w:hAnsi="Cambria"/>
         <w:b w:val="0"/>
+        <w:bCs w:val="0"/>
         <w:i w:val="0"/>
+        <w:iCs w:val="0"/>
         <w:smallCaps w:val="0"/>
         <w:strike w:val="0"/>
         <w:color w:val="000000"/>
@@ -8347,7 +8640,9 @@
       <w:rPr>
         <w:rFonts w:ascii="Cambria" w:cs="Cambria" w:eastAsia="Cambria" w:hAnsi="Cambria"/>
         <w:b w:val="0"/>
+        <w:bCs w:val="0"/>
         <w:i w:val="0"/>
+        <w:iCs w:val="0"/>
         <w:smallCaps w:val="0"/>
         <w:strike w:val="0"/>
         <w:color w:val="000000"/>
@@ -8556,7 +8851,9 @@
       <w:rPr>
         <w:rFonts w:ascii="Cambria" w:cs="Cambria" w:eastAsia="Cambria" w:hAnsi="Cambria"/>
         <w:b w:val="0"/>
+        <w:bCs w:val="0"/>
         <w:i w:val="0"/>
+        <w:iCs w:val="0"/>
         <w:smallCaps w:val="0"/>
         <w:strike w:val="0"/>
         <w:color w:val="000000"/>
@@ -8611,7 +8908,9 @@
       <w:rPr>
         <w:rFonts w:ascii="Cambria" w:cs="Cambria" w:eastAsia="Cambria" w:hAnsi="Cambria"/>
         <w:b w:val="0"/>
+        <w:bCs w:val="0"/>
         <w:i w:val="0"/>
+        <w:iCs w:val="0"/>
         <w:smallCaps w:val="0"/>
         <w:strike w:val="0"/>
         <w:color w:val="000000"/>
@@ -8731,7 +9030,9 @@
       <w:rPr>
         <w:rFonts w:ascii="Cambria" w:cs="Cambria" w:eastAsia="Cambria" w:hAnsi="Cambria"/>
         <w:b w:val="0"/>
+        <w:bCs w:val="0"/>
         <w:i w:val="0"/>
+        <w:iCs w:val="0"/>
         <w:smallCaps w:val="0"/>
         <w:strike w:val="0"/>
         <w:color w:val="000000"/>
@@ -8851,7 +9152,9 @@
       <w:rPr>
         <w:rFonts w:ascii="Cambria" w:cs="Cambria" w:eastAsia="Cambria" w:hAnsi="Cambria"/>
         <w:b w:val="0"/>
+        <w:bCs w:val="0"/>
         <w:i w:val="0"/>
+        <w:iCs w:val="0"/>
         <w:smallCaps w:val="0"/>
         <w:strike w:val="0"/>
         <w:color w:val="000000"/>
@@ -10725,6 +11028,7 @@
     <w:rPr>
       <w:rFonts w:ascii="Cambria" w:cs="Cambria" w:eastAsia="Cambria" w:hAnsi="Cambria"/>
       <w:b w:val="1"/>
+      <w:bCs w:val="1"/>
       <w:color w:val="366091"/>
       <w:sz w:val="28"/>
       <w:szCs w:val="28"/>
@@ -10741,6 +11045,7 @@
     <w:rPr>
       <w:rFonts w:ascii="Cambria" w:cs="Cambria" w:eastAsia="Cambria" w:hAnsi="Cambria"/>
       <w:b w:val="1"/>
+      <w:bCs w:val="1"/>
       <w:color w:val="4f81bd"/>
       <w:sz w:val="26"/>
       <w:szCs w:val="26"/>
@@ -10757,6 +11062,7 @@
     <w:rPr>
       <w:rFonts w:ascii="Cambria" w:cs="Cambria" w:eastAsia="Cambria" w:hAnsi="Cambria"/>
       <w:b w:val="1"/>
+      <w:bCs w:val="1"/>
       <w:color w:val="4f81bd"/>
     </w:rPr>
   </w:style>
@@ -10771,7 +11077,9 @@
     <w:rPr>
       <w:rFonts w:ascii="Cambria" w:cs="Cambria" w:eastAsia="Cambria" w:hAnsi="Cambria"/>
       <w:b w:val="1"/>
+      <w:bCs w:val="1"/>
       <w:i w:val="1"/>
+      <w:iCs w:val="1"/>
       <w:color w:val="4f81bd"/>
     </w:rPr>
   </w:style>
@@ -10787,6 +11095,7 @@
     </w:pPr>
     <w:rPr>
       <w:b w:val="1"/>
+      <w:bCs w:val="1"/>
       <w:sz w:val="22"/>
       <w:szCs w:val="22"/>
     </w:rPr>
@@ -10803,6 +11112,7 @@
     </w:pPr>
     <w:rPr>
       <w:b w:val="1"/>
+      <w:bCs w:val="1"/>
       <w:sz w:val="20"/>
       <w:szCs w:val="20"/>
     </w:rPr>
@@ -10837,6 +11147,7 @@
     <w:rPr>
       <w:rFonts w:ascii="Georgia" w:cs="Georgia" w:eastAsia="Georgia" w:hAnsi="Georgia"/>
       <w:i w:val="1"/>
+      <w:iCs w:val="1"/>
       <w:color w:val="666666"/>
       <w:sz w:val="48"/>
       <w:szCs w:val="48"/>

--- a/Etapa Inicio/Propuesta de Desarrollo - Kairos - NexTech.docx
+++ b/Etapa Inicio/Propuesta de Desarrollo - Kairos - NexTech.docx
@@ -1866,7 +1866,7 @@
     </w:p>
     <w:sdt>
       <w:sdtPr>
-        <w:id w:val="1469007683"/>
+        <w:id w:val="-2068287733"/>
         <w:docPartObj>
           <w:docPartGallery w:val="Table of Contents"/>
           <w:docPartUnique w:val="1"/>

--- a/Etapa Inicio/Propuesta de Desarrollo - Kairos - NexTech.docx
+++ b/Etapa Inicio/Propuesta de Desarrollo - Kairos - NexTech.docx
@@ -954,12 +954,12 @@
             <wp:extent cx="1200150" cy="1200150"/>
             <wp:effectExtent b="0" l="0" r="0" t="0"/>
             <wp:wrapSquare wrapText="bothSides" distB="0" distT="0" distL="114300" distR="114300"/>
-            <wp:docPr descr="psi-negro.png" id="16" name="image2.png"/>
+            <wp:docPr descr="psi-negro.png" id="16" name="image1.png"/>
             <a:graphic>
               <a:graphicData uri="http://schemas.openxmlformats.org/drawingml/2006/picture">
                 <pic:pic>
                   <pic:nvPicPr>
-                    <pic:cNvPr descr="psi-negro.png" id="0" name="image2.png"/>
+                    <pic:cNvPr descr="psi-negro.png" id="0" name="image1.png"/>
                     <pic:cNvPicPr preferRelativeResize="0"/>
                   </pic:nvPicPr>
                   <pic:blipFill>
@@ -1011,12 +1011,12 @@
             <wp:extent cx="1304925" cy="2019300"/>
             <wp:effectExtent b="0" l="0" r="0" t="0"/>
             <wp:wrapSquare wrapText="bothSides" distB="0" distT="0" distL="114300" distR="114300"/>
-            <wp:docPr descr="UNPA.JPG" id="13" name="image1.jpg"/>
+            <wp:docPr descr="UNPA.JPG" id="13" name="image2.jpg"/>
             <a:graphic>
               <a:graphicData uri="http://schemas.openxmlformats.org/drawingml/2006/picture">
                 <pic:pic>
                   <pic:nvPicPr>
-                    <pic:cNvPr descr="UNPA.JPG" id="0" name="image1.jpg"/>
+                    <pic:cNvPr descr="UNPA.JPG" id="0" name="image2.jpg"/>
                     <pic:cNvPicPr preferRelativeResize="0"/>
                   </pic:nvPicPr>
                   <pic:blipFill>
@@ -1866,7 +1866,7 @@
     </w:p>
     <w:sdt>
       <w:sdtPr>
-        <w:id w:val="-2068287733"/>
+        <w:id w:val="-2095383998"/>
         <w:docPartObj>
           <w:docPartGallery w:val="Table of Contents"/>
           <w:docPartUnique w:val="1"/>
@@ -8566,12 +8566,12 @@
           <wp:extent cx="931227" cy="931227"/>
           <wp:effectExtent b="0" l="0" r="0" t="0"/>
           <wp:wrapSquare wrapText="bothSides" distB="0" distT="0" distL="114300" distR="114300"/>
-          <wp:docPr descr="psi-negro.png" id="15" name="image2.png"/>
+          <wp:docPr descr="psi-negro.png" id="15" name="image1.png"/>
           <a:graphic>
             <a:graphicData uri="http://schemas.openxmlformats.org/drawingml/2006/picture">
               <pic:pic>
                 <pic:nvPicPr>
-                  <pic:cNvPr descr="psi-negro.png" id="0" name="image2.png"/>
+                  <pic:cNvPr descr="psi-negro.png" id="0" name="image1.png"/>
                   <pic:cNvPicPr preferRelativeResize="0"/>
                 </pic:nvPicPr>
                 <pic:blipFill>
@@ -8875,12 +8875,12 @@
           <wp:extent cx="425450" cy="666750"/>
           <wp:effectExtent b="0" l="0" r="0" t="0"/>
           <wp:wrapSquare wrapText="bothSides" distB="0" distT="0" distL="114300" distR="114300"/>
-          <wp:docPr descr="UNPA.JPG" id="12" name="image1.jpg"/>
+          <wp:docPr descr="UNPA.JPG" id="12" name="image2.jpg"/>
           <a:graphic>
             <a:graphicData uri="http://schemas.openxmlformats.org/drawingml/2006/picture">
               <pic:pic>
                 <pic:nvPicPr>
-                  <pic:cNvPr descr="UNPA.JPG" id="0" name="image1.jpg"/>
+                  <pic:cNvPr descr="UNPA.JPG" id="0" name="image2.jpg"/>
                   <pic:cNvPicPr preferRelativeResize="0"/>
                 </pic:nvPicPr>
                 <pic:blipFill>

--- a/Etapa Inicio/Propuesta de Desarrollo - Kairos - NexTech.docx
+++ b/Etapa Inicio/Propuesta de Desarrollo - Kairos - NexTech.docx
@@ -954,12 +954,12 @@
             <wp:extent cx="1200150" cy="1200150"/>
             <wp:effectExtent b="0" l="0" r="0" t="0"/>
             <wp:wrapSquare wrapText="bothSides" distB="0" distT="0" distL="114300" distR="114300"/>
-            <wp:docPr descr="psi-negro.png" id="16" name="image1.png"/>
+            <wp:docPr descr="psi-negro.png" id="16" name="image3.png"/>
             <a:graphic>
               <a:graphicData uri="http://schemas.openxmlformats.org/drawingml/2006/picture">
                 <pic:pic>
                   <pic:nvPicPr>
-                    <pic:cNvPr descr="psi-negro.png" id="0" name="image1.png"/>
+                    <pic:cNvPr descr="psi-negro.png" id="0" name="image3.png"/>
                     <pic:cNvPicPr preferRelativeResize="0"/>
                   </pic:nvPicPr>
                   <pic:blipFill>
@@ -1011,12 +1011,12 @@
             <wp:extent cx="1304925" cy="2019300"/>
             <wp:effectExtent b="0" l="0" r="0" t="0"/>
             <wp:wrapSquare wrapText="bothSides" distB="0" distT="0" distL="114300" distR="114300"/>
-            <wp:docPr descr="UNPA.JPG" id="13" name="image2.jpg"/>
+            <wp:docPr descr="UNPA.JPG" id="13" name="image1.jpg"/>
             <a:graphic>
               <a:graphicData uri="http://schemas.openxmlformats.org/drawingml/2006/picture">
                 <pic:pic>
                   <pic:nvPicPr>
-                    <pic:cNvPr descr="UNPA.JPG" id="0" name="image2.jpg"/>
+                    <pic:cNvPr descr="UNPA.JPG" id="0" name="image1.jpg"/>
                     <pic:cNvPicPr preferRelativeResize="0"/>
                   </pic:nvPicPr>
                   <pic:blipFill>
@@ -1547,12 +1547,12 @@
             <wp:extent cx="1200150" cy="1200150"/>
             <wp:effectExtent b="0" l="0" r="0" t="0"/>
             <wp:wrapSquare wrapText="bothSides" distB="0" distT="0" distL="114300" distR="114300"/>
-            <wp:docPr id="14" name="image3.png"/>
+            <wp:docPr id="14" name="image2.png"/>
             <a:graphic>
               <a:graphicData uri="http://schemas.openxmlformats.org/drawingml/2006/picture">
                 <pic:pic>
                   <pic:nvPicPr>
-                    <pic:cNvPr id="0" name="image3.png"/>
+                    <pic:cNvPr id="0" name="image2.png"/>
                     <pic:cNvPicPr preferRelativeResize="0"/>
                   </pic:nvPicPr>
                   <pic:blipFill>
@@ -1866,7 +1866,7 @@
     </w:p>
     <w:sdt>
       <w:sdtPr>
-        <w:id w:val="-2095383998"/>
+        <w:id w:val="1330075355"/>
         <w:docPartObj>
           <w:docPartGallery w:val="Table of Contents"/>
           <w:docPartUnique w:val="1"/>
@@ -8566,12 +8566,12 @@
           <wp:extent cx="931227" cy="931227"/>
           <wp:effectExtent b="0" l="0" r="0" t="0"/>
           <wp:wrapSquare wrapText="bothSides" distB="0" distT="0" distL="114300" distR="114300"/>
-          <wp:docPr descr="psi-negro.png" id="15" name="image1.png"/>
+          <wp:docPr descr="psi-negro.png" id="15" name="image3.png"/>
           <a:graphic>
             <a:graphicData uri="http://schemas.openxmlformats.org/drawingml/2006/picture">
               <pic:pic>
                 <pic:nvPicPr>
-                  <pic:cNvPr descr="psi-negro.png" id="0" name="image1.png"/>
+                  <pic:cNvPr descr="psi-negro.png" id="0" name="image3.png"/>
                   <pic:cNvPicPr preferRelativeResize="0"/>
                 </pic:nvPicPr>
                 <pic:blipFill>
@@ -8875,12 +8875,12 @@
           <wp:extent cx="425450" cy="666750"/>
           <wp:effectExtent b="0" l="0" r="0" t="0"/>
           <wp:wrapSquare wrapText="bothSides" distB="0" distT="0" distL="114300" distR="114300"/>
-          <wp:docPr descr="UNPA.JPG" id="12" name="image2.jpg"/>
+          <wp:docPr descr="UNPA.JPG" id="12" name="image1.jpg"/>
           <a:graphic>
             <a:graphicData uri="http://schemas.openxmlformats.org/drawingml/2006/picture">
               <pic:pic>
                 <pic:nvPicPr>
-                  <pic:cNvPr descr="UNPA.JPG" id="0" name="image2.jpg"/>
+                  <pic:cNvPr descr="UNPA.JPG" id="0" name="image1.jpg"/>
                   <pic:cNvPicPr preferRelativeResize="0"/>
                 </pic:nvPicPr>
                 <pic:blipFill>

--- a/Etapa Inicio/Propuesta de Desarrollo - Kairos - NexTech.docx
+++ b/Etapa Inicio/Propuesta de Desarrollo - Kairos - NexTech.docx
@@ -954,12 +954,12 @@
             <wp:extent cx="1200150" cy="1200150"/>
             <wp:effectExtent b="0" l="0" r="0" t="0"/>
             <wp:wrapSquare wrapText="bothSides" distB="0" distT="0" distL="114300" distR="114300"/>
-            <wp:docPr descr="psi-negro.png" id="16" name="image3.png"/>
+            <wp:docPr descr="psi-negro.png" id="16" name="image2.png"/>
             <a:graphic>
               <a:graphicData uri="http://schemas.openxmlformats.org/drawingml/2006/picture">
                 <pic:pic>
                   <pic:nvPicPr>
-                    <pic:cNvPr descr="psi-negro.png" id="0" name="image3.png"/>
+                    <pic:cNvPr descr="psi-negro.png" id="0" name="image2.png"/>
                     <pic:cNvPicPr preferRelativeResize="0"/>
                   </pic:nvPicPr>
                   <pic:blipFill>
@@ -1547,12 +1547,12 @@
             <wp:extent cx="1200150" cy="1200150"/>
             <wp:effectExtent b="0" l="0" r="0" t="0"/>
             <wp:wrapSquare wrapText="bothSides" distB="0" distT="0" distL="114300" distR="114300"/>
-            <wp:docPr id="14" name="image2.png"/>
+            <wp:docPr id="14" name="image3.png"/>
             <a:graphic>
               <a:graphicData uri="http://schemas.openxmlformats.org/drawingml/2006/picture">
                 <pic:pic>
                   <pic:nvPicPr>
-                    <pic:cNvPr id="0" name="image2.png"/>
+                    <pic:cNvPr id="0" name="image3.png"/>
                     <pic:cNvPicPr preferRelativeResize="0"/>
                   </pic:nvPicPr>
                   <pic:blipFill>
@@ -1866,7 +1866,7 @@
     </w:p>
     <w:sdt>
       <w:sdtPr>
-        <w:id w:val="1330075355"/>
+        <w:id w:val="-787886102"/>
         <w:docPartObj>
           <w:docPartGallery w:val="Table of Contents"/>
           <w:docPartUnique w:val="1"/>
@@ -3328,6 +3328,35 @@
         <w:spacing w:after="0" w:before="200" w:line="276" w:lineRule="auto"/>
         <w:ind w:left="115" w:right="0" w:hanging="5.9999999999999964"/>
         <w:jc w:val="both"/>
+        <w:rPr/>
+      </w:pPr>
+      <w:r>
+        <w:rPr>
+          <w:rtl w:val="0"/>
+        </w:rPr>
+        <w:t xml:space="preserve">El presente documento tiene como objetivo describir la propuesta de desarrollo de un sistema de Planificación y Registro de Tiempos, cuyo propósito es dar apoyo a los equipos de desarrollo conformados por estudiantes con una herramienta sencilla de utilizar, que permite organizar tareas, crearlas, estimar y registrar tiempos, así como también generar reportes y planificar proyectos. </w:t>
+      </w:r>
+    </w:p>
+    <w:p>
+      <w:pPr>
+        <w:keepNext w:val="0"/>
+        <w:keepLines w:val="0"/>
+        <w:pageBreakBefore w:val="0"/>
+        <w:widowControl w:val="1"/>
+        <w:pBdr>
+          <w:top w:space="0" w:sz="0" w:val="nil"/>
+          <w:left w:space="0" w:sz="0" w:val="nil"/>
+          <w:bottom w:space="0" w:sz="0" w:val="nil"/>
+          <w:right w:space="0" w:sz="0" w:val="nil"/>
+          <w:between w:space="0" w:sz="0" w:val="nil"/>
+        </w:pBdr>
+        <w:shd w:fill="auto" w:val="clear"/>
+        <w:tabs>
+          <w:tab w:val="left" w:leader="none" w:pos="0"/>
+        </w:tabs>
+        <w:spacing w:after="0" w:before="200" w:line="276" w:lineRule="auto"/>
+        <w:ind w:left="115" w:right="0" w:hanging="5.9999999999999964"/>
+        <w:jc w:val="both"/>
         <w:rPr>
           <w:rFonts w:ascii="Cambria" w:cs="Cambria" w:eastAsia="Cambria" w:hAnsi="Cambria"/>
           <w:b w:val="1"/>
@@ -3344,12 +3373,6 @@
           <w:vertAlign w:val="baseline"/>
         </w:rPr>
       </w:pPr>
-      <w:r>
-        <w:rPr>
-          <w:rtl w:val="0"/>
-        </w:rPr>
-        <w:t xml:space="preserve">El presente documento tiene como objetivo describir la propuesta de desarrollo de un sistema de Planificación y Registro de Tiempos, cuyo propósito es dar apoyo a los equipos de desarrollo conformado por estudiantes con una herramienta sencilla de utilizar, que permite organizar tareas, crearlas, estimar y registrar tiempos, así como también generar reportes y planificar proyectos </w:t>
-      </w:r>
       <w:r>
         <w:rPr>
           <w:rFonts w:ascii="Calibri" w:cs="Calibri" w:eastAsia="Calibri" w:hAnsi="Calibri"/>
@@ -3655,7 +3678,7 @@
         <w:rPr>
           <w:rtl w:val="0"/>
         </w:rPr>
-        <w:t xml:space="preserve">: En primer lugar se describe el propósito y alcance de la propuesta de desarrollo, las características generales del producto, los antecedentes y requisitos detectados.</w:t>
+        <w:t xml:space="preserve">: En primer lugar, se describe el propósito y alcance de la propuesta de desarrollo, las características generales del producto, los antecedentes y requisitos detectados.</w:t>
       </w:r>
     </w:p>
     <w:p>
@@ -4349,29 +4372,13 @@
         <w:rPr>
           <w:rtl w:val="0"/>
         </w:rPr>
-        <w:t xml:space="preserve">L</w:t>
-      </w:r>
-      <w:r>
-        <w:rPr>
-          <w:rFonts w:ascii="Calibri" w:cs="Calibri" w:eastAsia="Calibri" w:hAnsi="Calibri"/>
-          <w:b w:val="0"/>
-          <w:bCs w:val="0"/>
-          <w:smallCaps w:val="0"/>
-          <w:strike w:val="0"/>
-          <w:sz w:val="22"/>
-          <w:szCs w:val="22"/>
-          <w:u w:val="none"/>
-          <w:shd w:fill="auto" w:val="clear"/>
-          <w:vertAlign w:val="baseline"/>
-          <w:rtl w:val="0"/>
-        </w:rPr>
-        <w:t xml:space="preserve">as actividades en las que el grupo de trabajo se encuentra abocado en la actualidad </w:t>
-      </w:r>
-      <w:r>
-        <w:rPr>
-          <w:rtl w:val="0"/>
-        </w:rPr>
-        <w:t xml:space="preserve">es el desarrollo del sistema Kairos, un proyecto realizado durante la cursada de la asignatura Laboratorio de desarrollo de software en las carreras Analista de Sistemas y Licenciatura en Sistemas de la Universidad Nacional de la Patagonia Austral con sede en la localidad de localidad de Río Gallegos, el cual consiste en desarrollo de una herramienta para la planificación y registros de tiempos en los proyectos académicos (o de otra área que le resulte relevante). El propósito del proyecto Kairos es poder aplicar las metodologías adquiridas en la carrera sobre la ingeniería de software para construir un sistema capaz de facilitar y optimizar las etapas de planificación que surgen al inicio de un Proceso de Desarrollo de Software, así cómo también permitir el registro en tiempo real de una tarea que se encuentre dentro de una etapa, fase o iteración de la planificación, considerando estas dos actividades como partes fundamentales para poder obtener una buena Gestión de Proyectos y lograr productos de calidad.</w:t>
+        <w:t xml:space="preserve">Las actividades en las que el grupo de trabajo se encuentra abocado en la actualidad son el </w:t>
+      </w:r>
+      <w:r>
+        <w:rPr>
+          <w:rtl w:val="0"/>
+        </w:rPr>
+        <w:t xml:space="preserve">desarrollo del sistema Kairos, un proyecto realizado durante la cursada de la asignatura Laboratorio de desarrollo de software en las carreras Analista de Sistemas y Licenciatura en Sistemas de la Universidad Nacional de la Patagonia Austral con sede en la localidad de localidad de Río Gallegos, el cual consiste en desarrollo de una herramienta para la planificación y registros de tiempos en los proyectos académicos (o de otra área que le resulte relevante). El propósito del proyecto Kairos es poder aplicar las metodologías adquiridas en la carrera sobre la ingeniería de software para construir un sistema capaz de facilitar y optimizar las etapas de planificación que surgen al inicio de un Proceso de Desarrollo de Software, así como también permitir el registro en tiempo real de una tarea que se encuentre dentro de una etapa, fase o iteración de la planificación, considerando estas dos actividades como partes fundamentales para poder obtener una buena gestión de Proyectos y lograr productos de calidad.</w:t>
       </w:r>
     </w:p>
     <w:p>
@@ -4601,7 +4608,7 @@
         <w:rPr>
           <w:rtl w:val="0"/>
         </w:rPr>
-        <w:t xml:space="preserve">, conformado por Centurión Valeria, Escalante Guillermo, Maldonado Agustina, Méndez Florencia y Ulloa Gonzalo, quienes se encargarán de todas las etapas: análisis, diseño, implementación y pruebas, así como también toda documentación complementaria.</w:t>
+        <w:t xml:space="preserve">, conformado por Centurión Valeria, Escalante Guillermo, Maldonado Agustina, Mendez Florencia y Ulloa Gonzalo, quienes se encargarán de todas las etapas: análisis, diseño, implementación y pruebas, así como también toda documentación complementaria.</w:t>
       </w:r>
     </w:p>
     <w:p>
@@ -4979,7 +4986,7 @@
         <w:rPr>
           <w:rtl w:val="0"/>
         </w:rPr>
-        <w:t xml:space="preserve">El proceso de planificación y registro de tiempos actualmente, para los estudiantes de la carrera AdeS/LeS, están dados de manera manual, con la utilización de herramientas externas cómo las plataformas de registro de tiempos (ej: ‘Toggl Track’), o plataformas para planificar y gestionar tareas, (ej: Trello), entre otras. Una vez registrado los tiempos, se procede a utilizar plantillas de cálculos cómo hojas de excel para registrar estimaciones de esfuerzo.</w:t>
+        <w:t xml:space="preserve">El proceso de planificación y registro de tiempos actualmente, para los estudiantes de la carrera AdeS/LeS, están dados de manera manual, con la utilización de herramientas externas como las plataformas de registro de tiempos (ej: ‘Toggl Track’), o plataformas para planificar y gestionar tareas, (ej: Trello), entre otras. Una vez registrado los tiempos, se procede a utilizar plantillas de cálculos como hojas de excel para registrar estimaciones de esfuerzo.</w:t>
       </w:r>
     </w:p>
     <w:p>
@@ -7921,7 +7928,7 @@
         <w:rPr>
           <w:rtl w:val="0"/>
         </w:rPr>
-        <w:t xml:space="preserve">El desarrollo del sistema Kairos – Planificación y Registro de Tiempos se estima con un costo total de $12,5 millones ARS (aprox. USD 9.600), calculado en base al esfuerzo obtenido mediante la estimación por Puntos de Caso de Uso (PCU)</w:t>
+        <w:t xml:space="preserve">El desarrollo del sistema Kairos – Planificación y Registro de Tiempos se estima con un costo total de $12,5 millones ARS (aprox. USD 9.600), calculado con base en el esfuerzo obtenido mediante la estimación por Puntos de Caso de Uso (PCU)</w:t>
       </w:r>
     </w:p>
     <w:p>
@@ -8566,12 +8573,12 @@
           <wp:extent cx="931227" cy="931227"/>
           <wp:effectExtent b="0" l="0" r="0" t="0"/>
           <wp:wrapSquare wrapText="bothSides" distB="0" distT="0" distL="114300" distR="114300"/>
-          <wp:docPr descr="psi-negro.png" id="15" name="image3.png"/>
+          <wp:docPr descr="psi-negro.png" id="15" name="image2.png"/>
           <a:graphic>
             <a:graphicData uri="http://schemas.openxmlformats.org/drawingml/2006/picture">
               <pic:pic>
                 <pic:nvPicPr>
-                  <pic:cNvPr descr="psi-negro.png" id="0" name="image3.png"/>
+                  <pic:cNvPr descr="psi-negro.png" id="0" name="image2.png"/>
                   <pic:cNvPicPr preferRelativeResize="0"/>
                 </pic:nvPicPr>
                 <pic:blipFill>
